--- a/ОтчетИСРПОлаб1.docx
+++ b/ОтчетИСРПОлаб1.docx
@@ -519,6 +519,14 @@
     </w:p>
     <w:sdt>
       <w:sdtPr>
+        <w:rPr>
+          <w:rFonts w:ascii="Arial" w:eastAsia="Arial" w:hAnsi="Arial" w:cs="Arial"/>
+          <w:bCs w:val="0"/>
+          <w:color w:val="auto"/>
+          <w:sz w:val="22"/>
+          <w:szCs w:val="22"/>
+          <w:lang w:val="ru" w:eastAsia="ru-RU"/>
+        </w:rPr>
         <w:id w:val="-2008202551"/>
         <w:docPartObj>
           <w:docPartGallery w:val="Table of Contents"/>
@@ -527,13 +535,7 @@
       </w:sdtPr>
       <w:sdtEndPr>
         <w:rPr>
-          <w:rFonts w:ascii="Arial" w:eastAsia="Arial" w:hAnsi="Arial" w:cs="Arial"/>
-          <w:bCs w:val="0"/>
           <w:noProof/>
-          <w:color w:val="auto"/>
-          <w:sz w:val="22"/>
-          <w:szCs w:val="22"/>
-          <w:lang w:val="ru" w:eastAsia="ru-RU"/>
         </w:rPr>
       </w:sdtEndPr>
       <w:sdtContent>
@@ -609,7 +611,7 @@
             </w:rPr>
             <w:fldChar w:fldCharType="separate"/>
           </w:r>
-          <w:hyperlink w:anchor="_Toc239795410" w:history="1">
+          <w:hyperlink w:anchor="_Toc240625341" w:history="1">
             <w:r>
               <w:rPr>
                 <w:rStyle w:val="Hyperlink"/>
@@ -652,7 +654,7 @@
                 <w:noProof/>
                 <w:webHidden/>
               </w:rPr>
-              <w:instrText xml:space="preserve"> PAGEREF _Toc239795410 \h </w:instrText>
+              <w:instrText xml:space="preserve"> PAGEREF _Toc240625341 \h </w:instrText>
             </w:r>
             <w:r>
               <w:rPr>
@@ -706,7 +708,7 @@
               <w:tab w:val="right" w:leader="dot" w:pos="9739"/>
             </w:tabs>
             <w:rPr>
-              <w:rFonts w:eastAsiaTheme="minorEastAsia" w:cstheme="minorBidi"/>
+              <w:rFonts w:ascii="Times New Roman" w:eastAsiaTheme="minorEastAsia" w:hAnsi="Times New Roman" w:cs="Times New Roman"/>
               <w:b w:val="0"/>
               <w:bCs w:val="0"/>
               <w:i w:val="0"/>
@@ -717,223 +719,22 @@
               <w14:ligatures w14:val="standardContextual"/>
             </w:rPr>
           </w:pPr>
-          <w:r>
-            <w:rPr>
-              <w:rStyle w:val="Hyperlink"/>
-              <w:b w:val="0"/>
-              <w:bCs w:val="0"/>
-              <w:i w:val="0"/>
-              <w:iCs w:val="0"/>
-              <w:noProof/>
-            </w:rPr>
-            <w:fldChar w:fldCharType="begin"/>
-          </w:r>
-          <w:r>
-            <w:rPr>
-              <w:rStyle w:val="Hyperlink"/>
-              <w:b w:val="0"/>
-              <w:bCs w:val="0"/>
-              <w:i w:val="0"/>
-              <w:iCs w:val="0"/>
-              <w:noProof/>
-            </w:rPr>
-            <w:instrText xml:space="preserve"> </w:instrText>
-          </w:r>
-          <w:r>
-            <w:rPr>
-              <w:b w:val="0"/>
-              <w:bCs w:val="0"/>
-              <w:i w:val="0"/>
-              <w:iCs w:val="0"/>
-              <w:noProof/>
-            </w:rPr>
-            <w:instrText>HYPERLINK \l "_Toc239795411"</w:instrText>
-          </w:r>
-          <w:r>
-            <w:rPr>
-              <w:rStyle w:val="Hyperlink"/>
-              <w:b w:val="0"/>
-              <w:bCs w:val="0"/>
-              <w:i w:val="0"/>
-              <w:iCs w:val="0"/>
-              <w:noProof/>
-            </w:rPr>
-            <w:instrText xml:space="preserve"> </w:instrText>
-          </w:r>
-          <w:r>
-            <w:rPr>
-              <w:rStyle w:val="Hyperlink"/>
-              <w:b w:val="0"/>
-              <w:bCs w:val="0"/>
-              <w:i w:val="0"/>
-              <w:iCs w:val="0"/>
-              <w:noProof/>
-            </w:rPr>
-          </w:r>
-          <w:r>
-            <w:rPr>
-              <w:rStyle w:val="Hyperlink"/>
-              <w:b w:val="0"/>
-              <w:bCs w:val="0"/>
-              <w:i w:val="0"/>
-              <w:iCs w:val="0"/>
-              <w:noProof/>
-            </w:rPr>
-            <w:fldChar w:fldCharType="separate"/>
-          </w:r>
-          <w:r>
-            <w:rPr>
-              <w:rStyle w:val="Hyperlink"/>
-              <w:b w:val="0"/>
-              <w:bCs w:val="0"/>
-              <w:i w:val="0"/>
-              <w:iCs w:val="0"/>
-              <w:noProof/>
-            </w:rPr>
-            <w:t xml:space="preserve">Выполнение </w:t>
-          </w:r>
-          <w:r>
-            <w:rPr>
-              <w:rStyle w:val="Hyperlink"/>
-              <w:b w:val="0"/>
-              <w:bCs w:val="0"/>
-              <w:i w:val="0"/>
-              <w:iCs w:val="0"/>
-              <w:noProof/>
-            </w:rPr>
-            <w:t>р</w:t>
-          </w:r>
-          <w:r>
-            <w:rPr>
-              <w:rStyle w:val="Hyperlink"/>
-              <w:b w:val="0"/>
-              <w:bCs w:val="0"/>
-              <w:i w:val="0"/>
-              <w:iCs w:val="0"/>
-              <w:noProof/>
-            </w:rPr>
-            <w:t>аботы</w:t>
-          </w:r>
-          <w:r>
-            <w:rPr>
-              <w:b w:val="0"/>
-              <w:bCs w:val="0"/>
-              <w:i w:val="0"/>
-              <w:iCs w:val="0"/>
-              <w:noProof/>
-              <w:webHidden/>
-            </w:rPr>
-            <w:tab/>
-          </w:r>
-          <w:r>
-            <w:rPr>
-              <w:b w:val="0"/>
-              <w:bCs w:val="0"/>
-              <w:i w:val="0"/>
-              <w:iCs w:val="0"/>
-              <w:noProof/>
-              <w:webHidden/>
-            </w:rPr>
-            <w:fldChar w:fldCharType="begin"/>
-          </w:r>
-          <w:r>
-            <w:rPr>
-              <w:b w:val="0"/>
-              <w:bCs w:val="0"/>
-              <w:i w:val="0"/>
-              <w:iCs w:val="0"/>
-              <w:noProof/>
-              <w:webHidden/>
-            </w:rPr>
-            <w:instrText xml:space="preserve"> PAGEREF _Toc239795411 \h </w:instrText>
-          </w:r>
-          <w:r>
-            <w:rPr>
-              <w:b w:val="0"/>
-              <w:bCs w:val="0"/>
-              <w:i w:val="0"/>
-              <w:iCs w:val="0"/>
-              <w:noProof/>
-              <w:webHidden/>
-            </w:rPr>
-          </w:r>
-          <w:r>
-            <w:rPr>
-              <w:b w:val="0"/>
-              <w:bCs w:val="0"/>
-              <w:i w:val="0"/>
-              <w:iCs w:val="0"/>
-              <w:noProof/>
-              <w:webHidden/>
-            </w:rPr>
-            <w:fldChar w:fldCharType="separate"/>
-          </w:r>
-          <w:r>
-            <w:rPr>
-              <w:b w:val="0"/>
-              <w:bCs w:val="0"/>
-              <w:i w:val="0"/>
-              <w:iCs w:val="0"/>
-              <w:noProof/>
-              <w:webHidden/>
-            </w:rPr>
-            <w:t>4</w:t>
-          </w:r>
-          <w:r>
-            <w:rPr>
-              <w:b w:val="0"/>
-              <w:bCs w:val="0"/>
-              <w:i w:val="0"/>
-              <w:iCs w:val="0"/>
-              <w:noProof/>
-              <w:webHidden/>
-            </w:rPr>
-            <w:fldChar w:fldCharType="end"/>
-          </w:r>
-          <w:r>
-            <w:rPr>
-              <w:rStyle w:val="Hyperlink"/>
-              <w:b w:val="0"/>
-              <w:bCs w:val="0"/>
-              <w:i w:val="0"/>
-              <w:iCs w:val="0"/>
-              <w:noProof/>
-            </w:rPr>
-            <w:fldChar w:fldCharType="end"/>
-          </w:r>
-        </w:p>
-        <w:p>
-          <w:pPr>
-            <w:pStyle w:val="TOC1"/>
-            <w:tabs>
-              <w:tab w:val="right" w:leader="dot" w:pos="9739"/>
-            </w:tabs>
-            <w:rPr>
-              <w:rFonts w:eastAsiaTheme="minorEastAsia" w:cstheme="minorBidi"/>
-              <w:b w:val="0"/>
-              <w:bCs w:val="0"/>
-              <w:i w:val="0"/>
-              <w:iCs w:val="0"/>
-              <w:noProof/>
-              <w:kern w:val="2"/>
-              <w:lang w:val="en-US" w:eastAsia="en-US"/>
-              <w14:ligatures w14:val="standardContextual"/>
-            </w:rPr>
-          </w:pPr>
-          <w:hyperlink w:anchor="_Toc239795412" w:history="1">
+          <w:hyperlink w:anchor="_Toc240625342" w:history="1">
             <w:r>
               <w:rPr>
                 <w:rStyle w:val="Hyperlink"/>
+                <w:rFonts w:ascii="Times New Roman" w:hAnsi="Times New Roman" w:cs="Times New Roman"/>
                 <w:b w:val="0"/>
                 <w:bCs w:val="0"/>
                 <w:i w:val="0"/>
                 <w:iCs w:val="0"/>
                 <w:noProof/>
               </w:rPr>
-              <w:t>Вывод</w:t>
+              <w:t>Задание</w:t>
             </w:r>
             <w:r>
               <w:rPr>
+                <w:rFonts w:ascii="Times New Roman" w:hAnsi="Times New Roman" w:cs="Times New Roman"/>
                 <w:b w:val="0"/>
                 <w:bCs w:val="0"/>
                 <w:i w:val="0"/>
@@ -945,6 +746,7 @@
             </w:r>
             <w:r>
               <w:rPr>
+                <w:rFonts w:ascii="Times New Roman" w:hAnsi="Times New Roman" w:cs="Times New Roman"/>
                 <w:b w:val="0"/>
                 <w:bCs w:val="0"/>
                 <w:i w:val="0"/>
@@ -956,6 +758,7 @@
             </w:r>
             <w:r>
               <w:rPr>
+                <w:rFonts w:ascii="Times New Roman" w:hAnsi="Times New Roman" w:cs="Times New Roman"/>
                 <w:b w:val="0"/>
                 <w:bCs w:val="0"/>
                 <w:i w:val="0"/>
@@ -963,10 +766,11 @@
                 <w:noProof/>
                 <w:webHidden/>
               </w:rPr>
-              <w:instrText xml:space="preserve"> PAGEREF _Toc239795412 \h </w:instrText>
+              <w:instrText xml:space="preserve"> PAGEREF _Toc240625342 \h </w:instrText>
             </w:r>
             <w:r>
               <w:rPr>
+                <w:rFonts w:ascii="Times New Roman" w:hAnsi="Times New Roman" w:cs="Times New Roman"/>
                 <w:b w:val="0"/>
                 <w:bCs w:val="0"/>
                 <w:i w:val="0"/>
@@ -977,6 +781,7 @@
             </w:r>
             <w:r>
               <w:rPr>
+                <w:rFonts w:ascii="Times New Roman" w:hAnsi="Times New Roman" w:cs="Times New Roman"/>
                 <w:b w:val="0"/>
                 <w:bCs w:val="0"/>
                 <w:i w:val="0"/>
@@ -988,6 +793,7 @@
             </w:r>
             <w:r>
               <w:rPr>
+                <w:rFonts w:ascii="Times New Roman" w:hAnsi="Times New Roman" w:cs="Times New Roman"/>
                 <w:b w:val="0"/>
                 <w:bCs w:val="0"/>
                 <w:i w:val="0"/>
@@ -995,10 +801,243 @@
                 <w:noProof/>
                 <w:webHidden/>
               </w:rPr>
-              <w:t>8</w:t>
+              <w:t>4</w:t>
             </w:r>
             <w:r>
               <w:rPr>
+                <w:rFonts w:ascii="Times New Roman" w:hAnsi="Times New Roman" w:cs="Times New Roman"/>
+                <w:b w:val="0"/>
+                <w:bCs w:val="0"/>
+                <w:i w:val="0"/>
+                <w:iCs w:val="0"/>
+                <w:noProof/>
+                <w:webHidden/>
+              </w:rPr>
+              <w:fldChar w:fldCharType="end"/>
+            </w:r>
+          </w:hyperlink>
+        </w:p>
+        <w:p>
+          <w:pPr>
+            <w:pStyle w:val="TOC1"/>
+            <w:tabs>
+              <w:tab w:val="right" w:leader="dot" w:pos="9739"/>
+            </w:tabs>
+            <w:rPr>
+              <w:rFonts w:ascii="Times New Roman" w:eastAsiaTheme="minorEastAsia" w:hAnsi="Times New Roman" w:cs="Times New Roman"/>
+              <w:b w:val="0"/>
+              <w:bCs w:val="0"/>
+              <w:i w:val="0"/>
+              <w:iCs w:val="0"/>
+              <w:noProof/>
+              <w:kern w:val="2"/>
+              <w:lang w:val="en-US" w:eastAsia="en-US"/>
+              <w14:ligatures w14:val="standardContextual"/>
+            </w:rPr>
+          </w:pPr>
+          <w:hyperlink w:anchor="_Toc240625343" w:history="1">
+            <w:r>
+              <w:rPr>
+                <w:rStyle w:val="Hyperlink"/>
+                <w:rFonts w:ascii="Times New Roman" w:hAnsi="Times New Roman" w:cs="Times New Roman"/>
+                <w:b w:val="0"/>
+                <w:bCs w:val="0"/>
+                <w:i w:val="0"/>
+                <w:iCs w:val="0"/>
+                <w:noProof/>
+              </w:rPr>
+              <w:t>Выполнение работы</w:t>
+            </w:r>
+            <w:r>
+              <w:rPr>
+                <w:rFonts w:ascii="Times New Roman" w:hAnsi="Times New Roman" w:cs="Times New Roman"/>
+                <w:b w:val="0"/>
+                <w:bCs w:val="0"/>
+                <w:i w:val="0"/>
+                <w:iCs w:val="0"/>
+                <w:noProof/>
+                <w:webHidden/>
+              </w:rPr>
+              <w:tab/>
+            </w:r>
+            <w:r>
+              <w:rPr>
+                <w:rFonts w:ascii="Times New Roman" w:hAnsi="Times New Roman" w:cs="Times New Roman"/>
+                <w:b w:val="0"/>
+                <w:bCs w:val="0"/>
+                <w:i w:val="0"/>
+                <w:iCs w:val="0"/>
+                <w:noProof/>
+                <w:webHidden/>
+              </w:rPr>
+              <w:fldChar w:fldCharType="begin"/>
+            </w:r>
+            <w:r>
+              <w:rPr>
+                <w:rFonts w:ascii="Times New Roman" w:hAnsi="Times New Roman" w:cs="Times New Roman"/>
+                <w:b w:val="0"/>
+                <w:bCs w:val="0"/>
+                <w:i w:val="0"/>
+                <w:iCs w:val="0"/>
+                <w:noProof/>
+                <w:webHidden/>
+              </w:rPr>
+              <w:instrText xml:space="preserve"> PAGEREF _Toc240625343 \h </w:instrText>
+            </w:r>
+            <w:r>
+              <w:rPr>
+                <w:rFonts w:ascii="Times New Roman" w:hAnsi="Times New Roman" w:cs="Times New Roman"/>
+                <w:b w:val="0"/>
+                <w:bCs w:val="0"/>
+                <w:i w:val="0"/>
+                <w:iCs w:val="0"/>
+                <w:noProof/>
+                <w:webHidden/>
+              </w:rPr>
+            </w:r>
+            <w:r>
+              <w:rPr>
+                <w:rFonts w:ascii="Times New Roman" w:hAnsi="Times New Roman" w:cs="Times New Roman"/>
+                <w:b w:val="0"/>
+                <w:bCs w:val="0"/>
+                <w:i w:val="0"/>
+                <w:iCs w:val="0"/>
+                <w:noProof/>
+                <w:webHidden/>
+              </w:rPr>
+              <w:fldChar w:fldCharType="separate"/>
+            </w:r>
+            <w:r>
+              <w:rPr>
+                <w:rFonts w:ascii="Times New Roman" w:hAnsi="Times New Roman" w:cs="Times New Roman"/>
+                <w:b w:val="0"/>
+                <w:bCs w:val="0"/>
+                <w:i w:val="0"/>
+                <w:iCs w:val="0"/>
+                <w:noProof/>
+                <w:webHidden/>
+              </w:rPr>
+              <w:t>6</w:t>
+            </w:r>
+            <w:r>
+              <w:rPr>
+                <w:rFonts w:ascii="Times New Roman" w:hAnsi="Times New Roman" w:cs="Times New Roman"/>
+                <w:b w:val="0"/>
+                <w:bCs w:val="0"/>
+                <w:i w:val="0"/>
+                <w:iCs w:val="0"/>
+                <w:noProof/>
+                <w:webHidden/>
+              </w:rPr>
+              <w:fldChar w:fldCharType="end"/>
+            </w:r>
+          </w:hyperlink>
+        </w:p>
+        <w:p>
+          <w:pPr>
+            <w:pStyle w:val="TOC1"/>
+            <w:tabs>
+              <w:tab w:val="right" w:leader="dot" w:pos="9739"/>
+            </w:tabs>
+            <w:rPr>
+              <w:rFonts w:ascii="Times New Roman" w:eastAsiaTheme="minorEastAsia" w:hAnsi="Times New Roman" w:cs="Times New Roman"/>
+              <w:b w:val="0"/>
+              <w:bCs w:val="0"/>
+              <w:i w:val="0"/>
+              <w:iCs w:val="0"/>
+              <w:noProof/>
+              <w:kern w:val="2"/>
+              <w:lang w:val="en-US" w:eastAsia="en-US"/>
+              <w14:ligatures w14:val="standardContextual"/>
+            </w:rPr>
+          </w:pPr>
+          <w:hyperlink w:anchor="_Toc240625344" w:history="1">
+            <w:r>
+              <w:rPr>
+                <w:rStyle w:val="Hyperlink"/>
+                <w:rFonts w:ascii="Times New Roman" w:hAnsi="Times New Roman" w:cs="Times New Roman"/>
+                <w:b w:val="0"/>
+                <w:bCs w:val="0"/>
+                <w:i w:val="0"/>
+                <w:iCs w:val="0"/>
+                <w:noProof/>
+              </w:rPr>
+              <w:t>Вывод</w:t>
+            </w:r>
+            <w:r>
+              <w:rPr>
+                <w:rFonts w:ascii="Times New Roman" w:hAnsi="Times New Roman" w:cs="Times New Roman"/>
+                <w:b w:val="0"/>
+                <w:bCs w:val="0"/>
+                <w:i w:val="0"/>
+                <w:iCs w:val="0"/>
+                <w:noProof/>
+                <w:webHidden/>
+              </w:rPr>
+              <w:tab/>
+            </w:r>
+            <w:r>
+              <w:rPr>
+                <w:rFonts w:ascii="Times New Roman" w:hAnsi="Times New Roman" w:cs="Times New Roman"/>
+                <w:b w:val="0"/>
+                <w:bCs w:val="0"/>
+                <w:i w:val="0"/>
+                <w:iCs w:val="0"/>
+                <w:noProof/>
+                <w:webHidden/>
+              </w:rPr>
+              <w:fldChar w:fldCharType="begin"/>
+            </w:r>
+            <w:r>
+              <w:rPr>
+                <w:rFonts w:ascii="Times New Roman" w:hAnsi="Times New Roman" w:cs="Times New Roman"/>
+                <w:b w:val="0"/>
+                <w:bCs w:val="0"/>
+                <w:i w:val="0"/>
+                <w:iCs w:val="0"/>
+                <w:noProof/>
+                <w:webHidden/>
+              </w:rPr>
+              <w:instrText xml:space="preserve"> PAGEREF _Toc240625344 \h </w:instrText>
+            </w:r>
+            <w:r>
+              <w:rPr>
+                <w:rFonts w:ascii="Times New Roman" w:hAnsi="Times New Roman" w:cs="Times New Roman"/>
+                <w:b w:val="0"/>
+                <w:bCs w:val="0"/>
+                <w:i w:val="0"/>
+                <w:iCs w:val="0"/>
+                <w:noProof/>
+                <w:webHidden/>
+              </w:rPr>
+            </w:r>
+            <w:r>
+              <w:rPr>
+                <w:rFonts w:ascii="Times New Roman" w:hAnsi="Times New Roman" w:cs="Times New Roman"/>
+                <w:b w:val="0"/>
+                <w:bCs w:val="0"/>
+                <w:i w:val="0"/>
+                <w:iCs w:val="0"/>
+                <w:noProof/>
+                <w:webHidden/>
+              </w:rPr>
+              <w:fldChar w:fldCharType="separate"/>
+            </w:r>
+            <w:r>
+              <w:rPr>
+                <w:rFonts w:ascii="Times New Roman" w:hAnsi="Times New Roman" w:cs="Times New Roman"/>
+                <w:b w:val="0"/>
+                <w:bCs w:val="0"/>
+                <w:i w:val="0"/>
+                <w:iCs w:val="0"/>
+                <w:noProof/>
+                <w:webHidden/>
+              </w:rPr>
+              <w:t>11</w:t>
+            </w:r>
+            <w:r>
+              <w:rPr>
+                <w:rFonts w:ascii="Times New Roman" w:hAnsi="Times New Roman" w:cs="Times New Roman"/>
                 <w:b w:val="0"/>
                 <w:bCs w:val="0"/>
                 <w:i w:val="0"/>
@@ -1053,7 +1092,7 @@
           <w:color w:val="000000" w:themeColor="text1"/>
         </w:rPr>
       </w:pPr>
-      <w:bookmarkStart w:id="5" w:name="_Toc239795410"/>
+      <w:bookmarkStart w:id="5" w:name="_Toc240625341"/>
       <w:r>
         <w:rPr>
           <w:rStyle w:val="SubtleReference"/>
@@ -1077,7 +1116,7 @@
           <w:color w:val="333333"/>
           <w:sz w:val="28"/>
           <w:szCs w:val="28"/>
-          <w:lang w:val="ru-RU"/>
+          <w:lang w:val="en-US"/>
         </w:rPr>
       </w:pPr>
       <w:r>
@@ -1131,25 +1170,417 @@
     </w:p>
     <w:p>
       <w:pPr>
-        <w:rPr>
-          <w:rStyle w:val="SubtleReference"/>
-          <w:rFonts w:ascii="Times New Roman" w:hAnsi="Times New Roman" w:cs="Times New Roman"/>
-          <w:smallCaps w:val="0"/>
-          <w:color w:val="333333"/>
-          <w:sz w:val="28"/>
-          <w:szCs w:val="28"/>
-          <w:lang w:val="ru-RU"/>
-        </w:rPr>
-      </w:pPr>
-      <w:r>
-        <w:rPr>
-          <w:rStyle w:val="SubtleReference"/>
-          <w:rFonts w:ascii="Times New Roman" w:hAnsi="Times New Roman" w:cs="Times New Roman"/>
-          <w:smallCaps w:val="0"/>
-          <w:color w:val="333333"/>
-          <w:sz w:val="28"/>
-          <w:szCs w:val="28"/>
-          <w:lang w:val="ru-RU"/>
+        <w:pStyle w:val="ListParagraph"/>
+        <w:spacing w:line="432" w:lineRule="auto"/>
+        <w:ind w:right="300"/>
+        <w:rPr>
+          <w:rStyle w:val="SubtleReference"/>
+          <w:rFonts w:ascii="Times New Roman" w:hAnsi="Times New Roman" w:cs="Times New Roman"/>
+          <w:smallCaps w:val="0"/>
+          <w:color w:val="333333"/>
+          <w:sz w:val="28"/>
+          <w:szCs w:val="28"/>
+          <w:lang w:val="en-US"/>
+        </w:rPr>
+      </w:pPr>
+    </w:p>
+    <w:p>
+      <w:pPr>
+        <w:pStyle w:val="ListParagraph"/>
+        <w:spacing w:line="432" w:lineRule="auto"/>
+        <w:ind w:right="300"/>
+        <w:rPr>
+          <w:rStyle w:val="SubtleReference"/>
+          <w:rFonts w:ascii="Times New Roman" w:hAnsi="Times New Roman" w:cs="Times New Roman"/>
+          <w:smallCaps w:val="0"/>
+          <w:color w:val="333333"/>
+          <w:sz w:val="28"/>
+          <w:szCs w:val="28"/>
+          <w:lang w:val="ru-RU"/>
+        </w:rPr>
+      </w:pPr>
+      <w:r>
+        <w:rPr>
+          <w:rStyle w:val="SubtleReference"/>
+          <w:rFonts w:ascii="Times New Roman" w:hAnsi="Times New Roman" w:cs="Times New Roman"/>
+          <w:smallCaps w:val="0"/>
+          <w:color w:val="333333"/>
+          <w:sz w:val="28"/>
+          <w:szCs w:val="28"/>
+          <w:lang w:val="ru-RU"/>
+        </w:rPr>
+        <w:t xml:space="preserve">Дана библиотека, написанная на Python - </w:t>
+      </w:r>
+      <w:proofErr w:type="spellStart"/>
+      <w:r>
+        <w:rPr>
+          <w:rStyle w:val="SubtleReference"/>
+          <w:rFonts w:ascii="Times New Roman" w:hAnsi="Times New Roman" w:cs="Times New Roman"/>
+          <w:smallCaps w:val="0"/>
+          <w:color w:val="333333"/>
+          <w:sz w:val="28"/>
+          <w:szCs w:val="28"/>
+          <w:lang w:val="ru-RU"/>
+        </w:rPr>
+        <w:t>Geometric</w:t>
+      </w:r>
+      <w:proofErr w:type="spellEnd"/>
+      <w:r>
+        <w:rPr>
+          <w:rStyle w:val="SubtleReference"/>
+          <w:rFonts w:ascii="Times New Roman" w:hAnsi="Times New Roman" w:cs="Times New Roman"/>
+          <w:smallCaps w:val="0"/>
+          <w:color w:val="333333"/>
+          <w:sz w:val="28"/>
+          <w:szCs w:val="28"/>
+          <w:lang w:val="ru-RU"/>
+        </w:rPr>
+        <w:t xml:space="preserve"> </w:t>
+      </w:r>
+      <w:proofErr w:type="spellStart"/>
+      <w:r>
+        <w:rPr>
+          <w:rStyle w:val="SubtleReference"/>
+          <w:rFonts w:ascii="Times New Roman" w:hAnsi="Times New Roman" w:cs="Times New Roman"/>
+          <w:smallCaps w:val="0"/>
+          <w:color w:val="333333"/>
+          <w:sz w:val="28"/>
+          <w:szCs w:val="28"/>
+          <w:lang w:val="ru-RU"/>
+        </w:rPr>
+        <w:t>Lib</w:t>
+      </w:r>
+      <w:proofErr w:type="spellEnd"/>
+      <w:r>
+        <w:rPr>
+          <w:rStyle w:val="SubtleReference"/>
+          <w:rFonts w:ascii="Times New Roman" w:hAnsi="Times New Roman" w:cs="Times New Roman"/>
+          <w:smallCaps w:val="0"/>
+          <w:color w:val="333333"/>
+          <w:sz w:val="28"/>
+          <w:szCs w:val="28"/>
+          <w:lang w:val="ru-RU"/>
+        </w:rPr>
+        <w:t>.</w:t>
+      </w:r>
+    </w:p>
+    <w:p>
+      <w:pPr>
+        <w:pStyle w:val="ListParagraph"/>
+        <w:spacing w:line="432" w:lineRule="auto"/>
+        <w:ind w:right="300"/>
+        <w:rPr>
+          <w:rStyle w:val="SubtleReference"/>
+          <w:rFonts w:ascii="Times New Roman" w:hAnsi="Times New Roman" w:cs="Times New Roman"/>
+          <w:smallCaps w:val="0"/>
+          <w:color w:val="333333"/>
+          <w:sz w:val="28"/>
+          <w:szCs w:val="28"/>
+          <w:lang w:val="ru-RU"/>
+        </w:rPr>
+      </w:pPr>
+      <w:r>
+        <w:rPr>
+          <w:rStyle w:val="SubtleReference"/>
+          <w:rFonts w:ascii="Times New Roman" w:hAnsi="Times New Roman" w:cs="Times New Roman"/>
+          <w:smallCaps w:val="0"/>
+          <w:color w:val="333333"/>
+          <w:sz w:val="28"/>
+          <w:szCs w:val="28"/>
+          <w:lang w:val="ru-RU"/>
+        </w:rPr>
+        <w:t>Файловая структура данной библиотеки:</w:t>
+      </w:r>
+    </w:p>
+    <w:p>
+      <w:pPr>
+        <w:pStyle w:val="ListParagraph"/>
+        <w:spacing w:line="432" w:lineRule="auto"/>
+        <w:ind w:right="300"/>
+        <w:rPr>
+          <w:rStyle w:val="SubtleReference"/>
+          <w:rFonts w:ascii="Times New Roman" w:hAnsi="Times New Roman" w:cs="Times New Roman"/>
+          <w:smallCaps w:val="0"/>
+          <w:color w:val="333333"/>
+          <w:sz w:val="28"/>
+          <w:szCs w:val="28"/>
+          <w:lang w:val="ru-RU"/>
+        </w:rPr>
+      </w:pPr>
+      <w:proofErr w:type="spellStart"/>
+      <w:r>
+        <w:rPr>
+          <w:rStyle w:val="SubtleReference"/>
+          <w:rFonts w:ascii="Times New Roman" w:hAnsi="Times New Roman" w:cs="Times New Roman"/>
+          <w:smallCaps w:val="0"/>
+          <w:color w:val="333333"/>
+          <w:sz w:val="28"/>
+          <w:szCs w:val="28"/>
+          <w:lang w:val="ru-RU"/>
+        </w:rPr>
+        <w:t>geometric_lib</w:t>
+      </w:r>
+      <w:proofErr w:type="spellEnd"/>
+    </w:p>
+    <w:p>
+      <w:pPr>
+        <w:pStyle w:val="ListParagraph"/>
+        <w:spacing w:line="432" w:lineRule="auto"/>
+        <w:ind w:right="300"/>
+        <w:rPr>
+          <w:rStyle w:val="SubtleReference"/>
+          <w:rFonts w:ascii="Times New Roman" w:hAnsi="Times New Roman" w:cs="Times New Roman"/>
+          <w:smallCaps w:val="0"/>
+          <w:color w:val="333333"/>
+          <w:sz w:val="28"/>
+          <w:szCs w:val="28"/>
+          <w:lang w:val="ru-RU"/>
+        </w:rPr>
+      </w:pPr>
+      <w:r>
+        <w:rPr>
+          <w:rStyle w:val="SubtleReference"/>
+          <w:rFonts w:ascii="Times New Roman" w:hAnsi="Times New Roman" w:cs="Times New Roman"/>
+          <w:smallCaps w:val="0"/>
+          <w:color w:val="333333"/>
+          <w:sz w:val="28"/>
+          <w:szCs w:val="28"/>
+          <w:lang w:val="ru-RU"/>
+        </w:rPr>
+        <w:t xml:space="preserve">    ├── circle.py</w:t>
+      </w:r>
+    </w:p>
+    <w:p>
+      <w:pPr>
+        <w:pStyle w:val="ListParagraph"/>
+        <w:spacing w:line="432" w:lineRule="auto"/>
+        <w:ind w:right="300"/>
+        <w:rPr>
+          <w:rStyle w:val="SubtleReference"/>
+          <w:rFonts w:ascii="Times New Roman" w:hAnsi="Times New Roman" w:cs="Times New Roman"/>
+          <w:smallCaps w:val="0"/>
+          <w:color w:val="333333"/>
+          <w:sz w:val="28"/>
+          <w:szCs w:val="28"/>
+          <w:lang w:val="ru-RU"/>
+        </w:rPr>
+      </w:pPr>
+      <w:r>
+        <w:rPr>
+          <w:rStyle w:val="SubtleReference"/>
+          <w:rFonts w:ascii="Times New Roman" w:hAnsi="Times New Roman" w:cs="Times New Roman"/>
+          <w:smallCaps w:val="0"/>
+          <w:color w:val="333333"/>
+          <w:sz w:val="28"/>
+          <w:szCs w:val="28"/>
+          <w:lang w:val="ru-RU"/>
+        </w:rPr>
+        <w:t xml:space="preserve">    ├── square.py</w:t>
+      </w:r>
+    </w:p>
+    <w:p>
+      <w:pPr>
+        <w:pStyle w:val="ListParagraph"/>
+        <w:spacing w:line="432" w:lineRule="auto"/>
+        <w:ind w:right="300"/>
+        <w:rPr>
+          <w:rStyle w:val="SubtleReference"/>
+          <w:rFonts w:ascii="Times New Roman" w:hAnsi="Times New Roman" w:cs="Times New Roman"/>
+          <w:smallCaps w:val="0"/>
+          <w:color w:val="333333"/>
+          <w:sz w:val="28"/>
+          <w:szCs w:val="28"/>
+          <w:lang w:val="ru-RU"/>
+        </w:rPr>
+      </w:pPr>
+      <w:r>
+        <w:rPr>
+          <w:rStyle w:val="SubtleReference"/>
+          <w:rFonts w:ascii="Times New Roman" w:hAnsi="Times New Roman" w:cs="Times New Roman"/>
+          <w:smallCaps w:val="0"/>
+          <w:color w:val="333333"/>
+          <w:sz w:val="28"/>
+          <w:szCs w:val="28"/>
+          <w:lang w:val="ru-RU"/>
+        </w:rPr>
+        <w:t xml:space="preserve">    └── </w:t>
+      </w:r>
+      <w:proofErr w:type="spellStart"/>
+      <w:r>
+        <w:rPr>
+          <w:rStyle w:val="SubtleReference"/>
+          <w:rFonts w:ascii="Times New Roman" w:hAnsi="Times New Roman" w:cs="Times New Roman"/>
+          <w:smallCaps w:val="0"/>
+          <w:color w:val="333333"/>
+          <w:sz w:val="28"/>
+          <w:szCs w:val="28"/>
+          <w:lang w:val="ru-RU"/>
+        </w:rPr>
+        <w:t>docs</w:t>
+      </w:r>
+      <w:proofErr w:type="spellEnd"/>
+    </w:p>
+    <w:p>
+      <w:pPr>
+        <w:pStyle w:val="ListParagraph"/>
+        <w:spacing w:line="432" w:lineRule="auto"/>
+        <w:ind w:right="300"/>
+        <w:rPr>
+          <w:rStyle w:val="SubtleReference"/>
+          <w:rFonts w:ascii="Times New Roman" w:hAnsi="Times New Roman" w:cs="Times New Roman"/>
+          <w:smallCaps w:val="0"/>
+          <w:color w:val="333333"/>
+          <w:sz w:val="28"/>
+          <w:szCs w:val="28"/>
+          <w:lang w:val="ru-RU"/>
+        </w:rPr>
+      </w:pPr>
+      <w:r>
+        <w:rPr>
+          <w:rStyle w:val="SubtleReference"/>
+          <w:rFonts w:ascii="Times New Roman" w:hAnsi="Times New Roman" w:cs="Times New Roman"/>
+          <w:smallCaps w:val="0"/>
+          <w:color w:val="333333"/>
+          <w:sz w:val="28"/>
+          <w:szCs w:val="28"/>
+          <w:lang w:val="ru-RU"/>
+        </w:rPr>
+        <w:t xml:space="preserve">         └── README.md</w:t>
+      </w:r>
+    </w:p>
+    <w:p>
+      <w:pPr>
+        <w:pStyle w:val="ListParagraph"/>
+        <w:spacing w:line="432" w:lineRule="auto"/>
+        <w:ind w:right="300"/>
+        <w:rPr>
+          <w:rStyle w:val="SubtleReference"/>
+          <w:rFonts w:ascii="Times New Roman" w:hAnsi="Times New Roman" w:cs="Times New Roman"/>
+          <w:smallCaps w:val="0"/>
+          <w:color w:val="333333"/>
+          <w:sz w:val="28"/>
+          <w:szCs w:val="28"/>
+          <w:lang w:val="en-US"/>
+        </w:rPr>
+      </w:pPr>
+      <w:r>
+        <w:rPr>
+          <w:rStyle w:val="SubtleReference"/>
+          <w:rFonts w:ascii="Times New Roman" w:hAnsi="Times New Roman" w:cs="Times New Roman"/>
+          <w:smallCaps w:val="0"/>
+          <w:color w:val="333333"/>
+          <w:sz w:val="28"/>
+          <w:szCs w:val="28"/>
+          <w:lang w:val="ru-RU"/>
+        </w:rPr>
+        <w:t xml:space="preserve">В качестве задания необходимо выполнить ряд действий над репозиторием </w:t>
+      </w:r>
+      <w:proofErr w:type="spellStart"/>
+      <w:r>
+        <w:rPr>
+          <w:rStyle w:val="SubtleReference"/>
+          <w:rFonts w:ascii="Times New Roman" w:hAnsi="Times New Roman" w:cs="Times New Roman"/>
+          <w:smallCaps w:val="0"/>
+          <w:color w:val="333333"/>
+          <w:sz w:val="28"/>
+          <w:szCs w:val="28"/>
+          <w:lang w:val="ru-RU"/>
+        </w:rPr>
+        <w:t>geometric_lib</w:t>
+      </w:r>
+      <w:proofErr w:type="spellEnd"/>
+      <w:r>
+        <w:rPr>
+          <w:rStyle w:val="SubtleReference"/>
+          <w:rFonts w:ascii="Times New Roman" w:hAnsi="Times New Roman" w:cs="Times New Roman"/>
+          <w:smallCaps w:val="0"/>
+          <w:color w:val="333333"/>
+          <w:sz w:val="28"/>
+          <w:szCs w:val="28"/>
+          <w:lang w:val="ru-RU"/>
+        </w:rPr>
+        <w:t xml:space="preserve">: создадим новую ветку, сделаем коммиты, посмотрим историю и изучим внесенные изменения средствами </w:t>
+      </w:r>
+      <w:proofErr w:type="spellStart"/>
+      <w:r>
+        <w:rPr>
+          <w:rStyle w:val="SubtleReference"/>
+          <w:rFonts w:ascii="Times New Roman" w:hAnsi="Times New Roman" w:cs="Times New Roman"/>
+          <w:smallCaps w:val="0"/>
+          <w:color w:val="333333"/>
+          <w:sz w:val="28"/>
+          <w:szCs w:val="28"/>
+          <w:lang w:val="ru-RU"/>
+        </w:rPr>
+        <w:t>Git</w:t>
+      </w:r>
+      <w:proofErr w:type="spellEnd"/>
+      <w:r>
+        <w:rPr>
+          <w:rStyle w:val="SubtleReference"/>
+          <w:rFonts w:ascii="Times New Roman" w:hAnsi="Times New Roman" w:cs="Times New Roman"/>
+          <w:smallCaps w:val="0"/>
+          <w:color w:val="333333"/>
+          <w:sz w:val="28"/>
+          <w:szCs w:val="28"/>
+          <w:lang w:val="ru-RU"/>
+        </w:rPr>
+        <w:t>.</w:t>
+      </w:r>
+    </w:p>
+    <w:p>
+      <w:pPr>
+        <w:pStyle w:val="ListParagraph"/>
+        <w:spacing w:line="432" w:lineRule="auto"/>
+        <w:ind w:right="300"/>
+        <w:rPr>
+          <w:rStyle w:val="SubtleReference"/>
+          <w:rFonts w:ascii="Times New Roman" w:hAnsi="Times New Roman" w:cs="Times New Roman"/>
+          <w:smallCaps w:val="0"/>
+          <w:color w:val="333333"/>
+          <w:sz w:val="28"/>
+          <w:szCs w:val="28"/>
+          <w:lang w:val="en-US"/>
+        </w:rPr>
+      </w:pPr>
+    </w:p>
+    <w:p>
+      <w:pPr>
+        <w:pStyle w:val="ListParagraph"/>
+        <w:spacing w:line="432" w:lineRule="auto"/>
+        <w:ind w:right="300"/>
+        <w:rPr>
+          <w:rStyle w:val="SubtleReference"/>
+          <w:rFonts w:ascii="Times New Roman" w:hAnsi="Times New Roman" w:cs="Times New Roman"/>
+          <w:smallCaps w:val="0"/>
+          <w:color w:val="333333"/>
+          <w:sz w:val="28"/>
+          <w:szCs w:val="28"/>
+          <w:lang w:val="en-US"/>
+        </w:rPr>
+      </w:pPr>
+    </w:p>
+    <w:p>
+      <w:pPr>
+        <w:rPr>
+          <w:rStyle w:val="SubtleReference"/>
+          <w:rFonts w:ascii="Times New Roman" w:hAnsi="Times New Roman" w:cs="Times New Roman"/>
+          <w:smallCaps w:val="0"/>
+          <w:color w:val="333333"/>
+          <w:sz w:val="28"/>
+          <w:szCs w:val="28"/>
+          <w:lang w:val="en-US"/>
+        </w:rPr>
+      </w:pPr>
+      <w:r>
+        <w:rPr>
+          <w:rStyle w:val="SubtleReference"/>
+          <w:rFonts w:ascii="Times New Roman" w:hAnsi="Times New Roman" w:cs="Times New Roman"/>
+          <w:smallCaps w:val="0"/>
+          <w:color w:val="333333"/>
+          <w:sz w:val="28"/>
+          <w:szCs w:val="28"/>
+          <w:lang w:val="en-US"/>
         </w:rPr>
         <w:br w:type="page"/>
       </w:r>
@@ -1157,13 +1588,1465 @@
     <w:p>
       <w:pPr>
         <w:pStyle w:val="Heading1"/>
-      </w:pPr>
-      <w:bookmarkStart w:id="6" w:name="_Toc239795411"/>
-      <w:r>
+        <w:rPr>
+          <w:rStyle w:val="SubtleReference"/>
+          <w:smallCaps w:val="0"/>
+          <w:color w:val="333333"/>
+          <w:sz w:val="28"/>
+          <w:szCs w:val="28"/>
+        </w:rPr>
+      </w:pPr>
+      <w:bookmarkStart w:id="6" w:name="_Toc240625342"/>
+      <w:r>
+        <w:rPr>
+          <w:rStyle w:val="SubtleReference"/>
+          <w:smallCaps w:val="0"/>
+          <w:color w:val="333333"/>
+        </w:rPr>
         <w:lastRenderedPageBreak/>
+        <w:t>Задание</w:t>
+      </w:r>
+      <w:bookmarkEnd w:id="6"/>
+    </w:p>
+    <w:p>
+      <w:pPr>
+        <w:pStyle w:val="ListParagraph"/>
+        <w:numPr>
+          <w:ilvl w:val="0"/>
+          <w:numId w:val="11"/>
+        </w:numPr>
+        <w:spacing w:line="432" w:lineRule="auto"/>
+        <w:ind w:right="300"/>
+        <w:rPr>
+          <w:rStyle w:val="SubtleReference"/>
+          <w:rFonts w:ascii="Times New Roman" w:hAnsi="Times New Roman" w:cs="Times New Roman"/>
+          <w:smallCaps w:val="0"/>
+          <w:color w:val="333333"/>
+          <w:sz w:val="28"/>
+          <w:szCs w:val="28"/>
+          <w:lang w:val="en-US"/>
+        </w:rPr>
+      </w:pPr>
+      <w:r>
+        <w:rPr>
+          <w:rStyle w:val="SubtleReference"/>
+          <w:rFonts w:ascii="Times New Roman" w:hAnsi="Times New Roman" w:cs="Times New Roman"/>
+          <w:smallCaps w:val="0"/>
+          <w:color w:val="333333"/>
+          <w:sz w:val="28"/>
+          <w:szCs w:val="28"/>
+          <w:lang w:val="ru-RU"/>
+        </w:rPr>
+        <w:t xml:space="preserve">Выполните команду </w:t>
+      </w:r>
+    </w:p>
+    <w:p>
+      <w:pPr>
+        <w:pStyle w:val="Codespace"/>
+        <w:rPr>
+          <w:rStyle w:val="SubtleReference"/>
+          <w:smallCaps w:val="0"/>
+          <w:color w:val="FFFFFF" w:themeColor="background1"/>
+          <w:lang w:val="en-US"/>
+        </w:rPr>
+      </w:pPr>
+      <w:proofErr w:type="spellStart"/>
+      <w:r>
+        <w:rPr>
+          <w:rStyle w:val="SubtleReference"/>
+          <w:smallCaps w:val="0"/>
+          <w:color w:val="FFFFFF" w:themeColor="background1"/>
+        </w:rPr>
+        <w:t>git</w:t>
+      </w:r>
+      <w:proofErr w:type="spellEnd"/>
+      <w:r>
+        <w:rPr>
+          <w:rStyle w:val="SubtleReference"/>
+          <w:smallCaps w:val="0"/>
+          <w:color w:val="FFFFFF" w:themeColor="background1"/>
+        </w:rPr>
+        <w:t xml:space="preserve"> </w:t>
+      </w:r>
+      <w:proofErr w:type="spellStart"/>
+      <w:r>
+        <w:rPr>
+          <w:rStyle w:val="SubtleReference"/>
+          <w:smallCaps w:val="0"/>
+          <w:color w:val="FFFFFF" w:themeColor="background1"/>
+        </w:rPr>
+        <w:t>clone</w:t>
+      </w:r>
+      <w:proofErr w:type="spellEnd"/>
+      <w:r>
+        <w:rPr>
+          <w:rStyle w:val="SubtleReference"/>
+          <w:smallCaps w:val="0"/>
+          <w:color w:val="FFFFFF" w:themeColor="background1"/>
+        </w:rPr>
+        <w:t xml:space="preserve"> https://github.com/smartiqaorg/geometric_lib</w:t>
+      </w:r>
+    </w:p>
+    <w:p>
+      <w:pPr>
+        <w:pStyle w:val="ListParagraph"/>
+        <w:spacing w:line="432" w:lineRule="auto"/>
+        <w:ind w:right="300"/>
+        <w:rPr>
+          <w:rStyle w:val="SubtleReference"/>
+          <w:rFonts w:ascii="Times New Roman" w:hAnsi="Times New Roman" w:cs="Times New Roman"/>
+          <w:smallCaps w:val="0"/>
+          <w:color w:val="333333"/>
+          <w:sz w:val="28"/>
+          <w:szCs w:val="28"/>
+          <w:lang w:val="ru-RU"/>
+        </w:rPr>
+      </w:pPr>
+      <w:r>
+        <w:rPr>
+          <w:rStyle w:val="SubtleReference"/>
+          <w:rFonts w:ascii="Times New Roman" w:hAnsi="Times New Roman" w:cs="Times New Roman"/>
+          <w:smallCaps w:val="0"/>
+          <w:color w:val="333333"/>
+          <w:sz w:val="28"/>
+          <w:szCs w:val="28"/>
+          <w:lang w:val="ru-RU"/>
+        </w:rPr>
+        <w:t xml:space="preserve">2) Создайте новую ветку с названием </w:t>
+      </w:r>
+      <w:r>
+        <w:rPr>
+          <w:rStyle w:val="SubtleReference"/>
+          <w:rFonts w:ascii="Times New Roman" w:hAnsi="Times New Roman" w:cs="Times New Roman"/>
+          <w:smallCaps w:val="0"/>
+          <w:color w:val="333333"/>
+          <w:sz w:val="28"/>
+          <w:szCs w:val="28"/>
+          <w:lang w:val="en-US"/>
+        </w:rPr>
+        <w:t>new</w:t>
+      </w:r>
+      <w:r>
+        <w:rPr>
+          <w:rStyle w:val="SubtleReference"/>
+          <w:rFonts w:ascii="Times New Roman" w:hAnsi="Times New Roman" w:cs="Times New Roman"/>
+          <w:smallCaps w:val="0"/>
+          <w:color w:val="333333"/>
+          <w:sz w:val="28"/>
+          <w:szCs w:val="28"/>
+          <w:lang w:val="ru-RU"/>
+        </w:rPr>
+        <w:t>_</w:t>
+      </w:r>
+      <w:r>
+        <w:rPr>
+          <w:rStyle w:val="SubtleReference"/>
+          <w:rFonts w:ascii="Times New Roman" w:hAnsi="Times New Roman" w:cs="Times New Roman"/>
+          <w:smallCaps w:val="0"/>
+          <w:color w:val="333333"/>
+          <w:sz w:val="28"/>
+          <w:szCs w:val="28"/>
+          <w:lang w:val="en-US"/>
+        </w:rPr>
+        <w:t>features</w:t>
+      </w:r>
+      <w:proofErr w:type="gramStart"/>
+      <w:r>
+        <w:rPr>
+          <w:rStyle w:val="SubtleReference"/>
+          <w:rFonts w:ascii="Times New Roman" w:hAnsi="Times New Roman" w:cs="Times New Roman"/>
+          <w:smallCaps w:val="0"/>
+          <w:color w:val="333333"/>
+          <w:sz w:val="28"/>
+          <w:szCs w:val="28"/>
+          <w:lang w:val="ru-RU"/>
+        </w:rPr>
+        <w:t>_&lt;</w:t>
+      </w:r>
+      <w:proofErr w:type="gramEnd"/>
+      <w:r>
+        <w:rPr>
+          <w:rStyle w:val="SubtleReference"/>
+          <w:rFonts w:ascii="Times New Roman" w:hAnsi="Times New Roman" w:cs="Times New Roman"/>
+          <w:smallCaps w:val="0"/>
+          <w:color w:val="333333"/>
+          <w:sz w:val="28"/>
+          <w:szCs w:val="28"/>
+          <w:lang w:val="ru-RU"/>
+        </w:rPr>
+        <w:t xml:space="preserve">ваш </w:t>
+      </w:r>
+      <w:r>
+        <w:rPr>
+          <w:rStyle w:val="SubtleReference"/>
+          <w:rFonts w:ascii="Times New Roman" w:hAnsi="Times New Roman" w:cs="Times New Roman"/>
+          <w:smallCaps w:val="0"/>
+          <w:color w:val="333333"/>
+          <w:sz w:val="28"/>
+          <w:szCs w:val="28"/>
+          <w:lang w:val="en-US"/>
+        </w:rPr>
+        <w:t>ID</w:t>
+      </w:r>
+      <w:r>
+        <w:rPr>
+          <w:rStyle w:val="SubtleReference"/>
+          <w:rFonts w:ascii="Times New Roman" w:hAnsi="Times New Roman" w:cs="Times New Roman"/>
+          <w:smallCaps w:val="0"/>
+          <w:color w:val="333333"/>
+          <w:sz w:val="28"/>
+          <w:szCs w:val="28"/>
+          <w:lang w:val="ru-RU"/>
+        </w:rPr>
+        <w:t xml:space="preserve"> </w:t>
+      </w:r>
+      <w:r>
+        <w:rPr>
+          <w:rStyle w:val="SubtleReference"/>
+          <w:rFonts w:ascii="Times New Roman" w:hAnsi="Times New Roman" w:cs="Times New Roman"/>
+          <w:smallCaps w:val="0"/>
+          <w:color w:val="333333"/>
+          <w:sz w:val="28"/>
+          <w:szCs w:val="28"/>
+          <w:lang w:val="en-US"/>
+        </w:rPr>
+        <w:t>ISU</w:t>
+      </w:r>
+      <w:r>
+        <w:rPr>
+          <w:rStyle w:val="SubtleReference"/>
+          <w:rFonts w:ascii="Times New Roman" w:hAnsi="Times New Roman" w:cs="Times New Roman"/>
+          <w:smallCaps w:val="0"/>
+          <w:color w:val="333333"/>
+          <w:sz w:val="28"/>
+          <w:szCs w:val="28"/>
+          <w:lang w:val="ru-RU"/>
+        </w:rPr>
+        <w:t>&gt; и переключитесь на нее.</w:t>
+      </w:r>
+    </w:p>
+    <w:p>
+      <w:pPr>
+        <w:pStyle w:val="ListParagraph"/>
+        <w:spacing w:line="432" w:lineRule="auto"/>
+        <w:ind w:right="300"/>
+        <w:rPr>
+          <w:rStyle w:val="SubtleReference"/>
+          <w:rFonts w:ascii="Times New Roman" w:hAnsi="Times New Roman" w:cs="Times New Roman"/>
+          <w:smallCaps w:val="0"/>
+          <w:color w:val="333333"/>
+          <w:sz w:val="28"/>
+          <w:szCs w:val="28"/>
+          <w:lang w:val="ru-RU"/>
+        </w:rPr>
+      </w:pPr>
+      <w:r>
+        <w:rPr>
+          <w:rStyle w:val="SubtleReference"/>
+          <w:rFonts w:ascii="Times New Roman" w:hAnsi="Times New Roman" w:cs="Times New Roman"/>
+          <w:smallCaps w:val="0"/>
+          <w:color w:val="333333"/>
+          <w:sz w:val="28"/>
+          <w:szCs w:val="28"/>
+          <w:lang w:val="ru-RU"/>
+        </w:rPr>
+        <w:t xml:space="preserve">3) Добавьте новый файл в эту ветку. </w:t>
+      </w:r>
+    </w:p>
+    <w:p>
+      <w:pPr>
+        <w:pStyle w:val="ListParagraph"/>
+        <w:spacing w:line="432" w:lineRule="auto"/>
+        <w:ind w:right="300"/>
+        <w:rPr>
+          <w:rStyle w:val="SubtleReference"/>
+          <w:rFonts w:ascii="Times New Roman" w:hAnsi="Times New Roman" w:cs="Times New Roman"/>
+          <w:smallCaps w:val="0"/>
+          <w:color w:val="333333"/>
+          <w:sz w:val="28"/>
+          <w:szCs w:val="28"/>
+          <w:lang w:val="ru-RU"/>
+        </w:rPr>
+      </w:pPr>
+      <w:r>
+        <w:rPr>
+          <w:rStyle w:val="SubtleReference"/>
+          <w:rFonts w:ascii="Times New Roman" w:hAnsi="Times New Roman" w:cs="Times New Roman"/>
+          <w:smallCaps w:val="0"/>
+          <w:color w:val="333333"/>
+          <w:sz w:val="28"/>
+          <w:szCs w:val="28"/>
+          <w:lang w:val="ru-RU"/>
+        </w:rPr>
+        <w:t xml:space="preserve">Например, с вычислениями для фигуры Прямоугольник. </w:t>
+      </w:r>
+    </w:p>
+    <w:p>
+      <w:pPr>
+        <w:pStyle w:val="ListParagraph"/>
+        <w:spacing w:line="432" w:lineRule="auto"/>
+        <w:ind w:right="300"/>
+        <w:rPr>
+          <w:rStyle w:val="SubtleReference"/>
+          <w:rFonts w:ascii="Times New Roman" w:hAnsi="Times New Roman" w:cs="Times New Roman"/>
+          <w:smallCaps w:val="0"/>
+          <w:color w:val="333333"/>
+          <w:sz w:val="28"/>
+          <w:szCs w:val="28"/>
+          <w:lang w:val="ru-RU"/>
+        </w:rPr>
+      </w:pPr>
+      <w:r>
+        <w:rPr>
+          <w:rStyle w:val="SubtleReference"/>
+          <w:rFonts w:ascii="Times New Roman" w:hAnsi="Times New Roman" w:cs="Times New Roman"/>
+          <w:smallCaps w:val="0"/>
+          <w:color w:val="333333"/>
+          <w:sz w:val="28"/>
+          <w:szCs w:val="28"/>
+          <w:lang w:val="ru-RU"/>
+        </w:rPr>
+        <w:t xml:space="preserve">Его название: </w:t>
+      </w:r>
+      <w:r>
+        <w:rPr>
+          <w:rStyle w:val="SubtleReference"/>
+          <w:rFonts w:ascii="Times New Roman" w:hAnsi="Times New Roman" w:cs="Times New Roman"/>
+          <w:smallCaps w:val="0"/>
+          <w:color w:val="333333"/>
+          <w:sz w:val="28"/>
+          <w:szCs w:val="28"/>
+          <w:lang w:val="en-US"/>
+        </w:rPr>
+        <w:t>rectangle</w:t>
+      </w:r>
+      <w:r>
+        <w:rPr>
+          <w:rStyle w:val="SubtleReference"/>
+          <w:rFonts w:ascii="Times New Roman" w:hAnsi="Times New Roman" w:cs="Times New Roman"/>
+          <w:smallCaps w:val="0"/>
+          <w:color w:val="333333"/>
+          <w:sz w:val="28"/>
+          <w:szCs w:val="28"/>
+          <w:lang w:val="ru-RU"/>
+        </w:rPr>
+        <w:t>.</w:t>
+      </w:r>
+      <w:proofErr w:type="spellStart"/>
+      <w:r>
+        <w:rPr>
+          <w:rStyle w:val="SubtleReference"/>
+          <w:rFonts w:ascii="Times New Roman" w:hAnsi="Times New Roman" w:cs="Times New Roman"/>
+          <w:smallCaps w:val="0"/>
+          <w:color w:val="333333"/>
+          <w:sz w:val="28"/>
+          <w:szCs w:val="28"/>
+          <w:lang w:val="en-US"/>
+        </w:rPr>
+        <w:t>py</w:t>
+      </w:r>
+      <w:proofErr w:type="spellEnd"/>
+    </w:p>
+    <w:p>
+      <w:pPr>
+        <w:pStyle w:val="ListParagraph"/>
+        <w:spacing w:line="432" w:lineRule="auto"/>
+        <w:ind w:right="300"/>
+        <w:rPr>
+          <w:rStyle w:val="SubtleReference"/>
+          <w:rFonts w:ascii="Times New Roman" w:hAnsi="Times New Roman" w:cs="Times New Roman"/>
+          <w:smallCaps w:val="0"/>
+          <w:color w:val="333333"/>
+          <w:sz w:val="28"/>
+          <w:szCs w:val="28"/>
+          <w:lang w:val="ru-RU"/>
+        </w:rPr>
+      </w:pPr>
+      <w:r>
+        <w:rPr>
+          <w:rStyle w:val="SubtleReference"/>
+          <w:rFonts w:ascii="Times New Roman" w:hAnsi="Times New Roman" w:cs="Times New Roman"/>
+          <w:smallCaps w:val="0"/>
+          <w:color w:val="333333"/>
+          <w:sz w:val="28"/>
+          <w:szCs w:val="28"/>
+          <w:lang w:val="ru-RU"/>
+        </w:rPr>
+        <w:t>Его содержимое (например):</w:t>
+      </w:r>
+    </w:p>
+    <w:p>
+      <w:pPr>
+        <w:pStyle w:val="ListParagraph"/>
+        <w:spacing w:line="432" w:lineRule="auto"/>
+        <w:ind w:right="300"/>
+        <w:rPr>
+          <w:rStyle w:val="SubtleReference"/>
+          <w:rFonts w:ascii="Times New Roman" w:hAnsi="Times New Roman" w:cs="Times New Roman"/>
+          <w:smallCaps w:val="0"/>
+          <w:color w:val="333333"/>
+          <w:sz w:val="28"/>
+          <w:szCs w:val="28"/>
+          <w:lang w:val="ru-RU"/>
+        </w:rPr>
+      </w:pPr>
+    </w:p>
+    <w:p>
+      <w:pPr>
+        <w:pStyle w:val="Codespace"/>
+        <w:rPr>
+          <w:rStyle w:val="SubtleReference"/>
+          <w:smallCaps w:val="0"/>
+          <w:color w:val="FFFFFF" w:themeColor="background1"/>
+        </w:rPr>
+      </w:pPr>
+      <w:proofErr w:type="spellStart"/>
+      <w:r>
+        <w:rPr>
+          <w:rStyle w:val="SubtleReference"/>
+          <w:smallCaps w:val="0"/>
+          <w:color w:val="FFFFFF" w:themeColor="background1"/>
+        </w:rPr>
+        <w:t>def</w:t>
+      </w:r>
+      <w:proofErr w:type="spellEnd"/>
+      <w:r>
+        <w:rPr>
+          <w:rStyle w:val="SubtleReference"/>
+          <w:smallCaps w:val="0"/>
+          <w:color w:val="FFFFFF" w:themeColor="background1"/>
+        </w:rPr>
+        <w:t xml:space="preserve"> </w:t>
+      </w:r>
+      <w:proofErr w:type="spellStart"/>
+      <w:proofErr w:type="gramStart"/>
+      <w:r>
+        <w:rPr>
+          <w:rStyle w:val="SubtleReference"/>
+          <w:smallCaps w:val="0"/>
+          <w:color w:val="FFFFFF" w:themeColor="background1"/>
+        </w:rPr>
+        <w:t>area</w:t>
+      </w:r>
+      <w:proofErr w:type="spellEnd"/>
+      <w:r>
+        <w:rPr>
+          <w:rStyle w:val="SubtleReference"/>
+          <w:smallCaps w:val="0"/>
+          <w:color w:val="FFFFFF" w:themeColor="background1"/>
+        </w:rPr>
+        <w:t>(</w:t>
+      </w:r>
+      <w:proofErr w:type="gramEnd"/>
+      <w:r>
+        <w:rPr>
+          <w:rStyle w:val="SubtleReference"/>
+          <w:smallCaps w:val="0"/>
+          <w:color w:val="FFFFFF" w:themeColor="background1"/>
+        </w:rPr>
+        <w:t xml:space="preserve">a, b): </w:t>
+      </w:r>
+    </w:p>
+    <w:p>
+      <w:pPr>
+        <w:pStyle w:val="Codespace"/>
+        <w:rPr>
+          <w:rStyle w:val="SubtleReference"/>
+          <w:smallCaps w:val="0"/>
+          <w:color w:val="FFFFFF" w:themeColor="background1"/>
+        </w:rPr>
+      </w:pPr>
+      <w:r>
+        <w:rPr>
+          <w:rStyle w:val="SubtleReference"/>
+          <w:smallCaps w:val="0"/>
+          <w:color w:val="FFFFFF" w:themeColor="background1"/>
+        </w:rPr>
+        <w:t xml:space="preserve">    </w:t>
+      </w:r>
+      <w:proofErr w:type="spellStart"/>
+      <w:r>
+        <w:rPr>
+          <w:rStyle w:val="SubtleReference"/>
+          <w:smallCaps w:val="0"/>
+          <w:color w:val="FFFFFF" w:themeColor="background1"/>
+        </w:rPr>
+        <w:t>return</w:t>
+      </w:r>
+      <w:proofErr w:type="spellEnd"/>
+      <w:r>
+        <w:rPr>
+          <w:rStyle w:val="SubtleReference"/>
+          <w:smallCaps w:val="0"/>
+          <w:color w:val="FFFFFF" w:themeColor="background1"/>
+        </w:rPr>
+        <w:t xml:space="preserve"> a * b </w:t>
+      </w:r>
+    </w:p>
+    <w:p>
+      <w:pPr>
+        <w:pStyle w:val="Codespace"/>
+        <w:rPr>
+          <w:rStyle w:val="SubtleReference"/>
+          <w:smallCaps w:val="0"/>
+          <w:color w:val="FFFFFF" w:themeColor="background1"/>
+        </w:rPr>
+      </w:pPr>
+    </w:p>
+    <w:p>
+      <w:pPr>
+        <w:pStyle w:val="Codespace"/>
+        <w:rPr>
+          <w:rStyle w:val="SubtleReference"/>
+          <w:smallCaps w:val="0"/>
+          <w:color w:val="FFFFFF" w:themeColor="background1"/>
+        </w:rPr>
+      </w:pPr>
+      <w:proofErr w:type="spellStart"/>
+      <w:r>
+        <w:rPr>
+          <w:rStyle w:val="SubtleReference"/>
+          <w:smallCaps w:val="0"/>
+          <w:color w:val="FFFFFF" w:themeColor="background1"/>
+        </w:rPr>
+        <w:t>def</w:t>
+      </w:r>
+      <w:proofErr w:type="spellEnd"/>
+      <w:r>
+        <w:rPr>
+          <w:rStyle w:val="SubtleReference"/>
+          <w:smallCaps w:val="0"/>
+          <w:color w:val="FFFFFF" w:themeColor="background1"/>
+        </w:rPr>
+        <w:t xml:space="preserve"> </w:t>
+      </w:r>
+      <w:proofErr w:type="spellStart"/>
+      <w:proofErr w:type="gramStart"/>
+      <w:r>
+        <w:rPr>
+          <w:rStyle w:val="SubtleReference"/>
+          <w:smallCaps w:val="0"/>
+          <w:color w:val="FFFFFF" w:themeColor="background1"/>
+        </w:rPr>
+        <w:t>perimeter</w:t>
+      </w:r>
+      <w:proofErr w:type="spellEnd"/>
+      <w:r>
+        <w:rPr>
+          <w:rStyle w:val="SubtleReference"/>
+          <w:smallCaps w:val="0"/>
+          <w:color w:val="FFFFFF" w:themeColor="background1"/>
+        </w:rPr>
+        <w:t>(</w:t>
+      </w:r>
+      <w:proofErr w:type="gramEnd"/>
+      <w:r>
+        <w:rPr>
+          <w:rStyle w:val="SubtleReference"/>
+          <w:smallCaps w:val="0"/>
+          <w:color w:val="FFFFFF" w:themeColor="background1"/>
+        </w:rPr>
+        <w:t xml:space="preserve">a, b): </w:t>
+      </w:r>
+    </w:p>
+    <w:p>
+      <w:pPr>
+        <w:pStyle w:val="Codespace"/>
+        <w:rPr>
+          <w:rStyle w:val="SubtleReference"/>
+          <w:rFonts w:ascii="Times New Roman" w:hAnsi="Times New Roman"/>
+          <w:smallCaps w:val="0"/>
+          <w:color w:val="333333"/>
+          <w:sz w:val="28"/>
+          <w:lang w:val="en-US"/>
+        </w:rPr>
+      </w:pPr>
+      <w:r>
+        <w:rPr>
+          <w:rStyle w:val="SubtleReference"/>
+          <w:smallCaps w:val="0"/>
+          <w:color w:val="FFFFFF" w:themeColor="background1"/>
+        </w:rPr>
+        <w:t xml:space="preserve">    </w:t>
+      </w:r>
+      <w:proofErr w:type="spellStart"/>
+      <w:r>
+        <w:rPr>
+          <w:rStyle w:val="SubtleReference"/>
+          <w:smallCaps w:val="0"/>
+          <w:color w:val="FFFFFF" w:themeColor="background1"/>
+        </w:rPr>
+        <w:t>return</w:t>
+      </w:r>
+      <w:proofErr w:type="spellEnd"/>
+      <w:r>
+        <w:rPr>
+          <w:rStyle w:val="SubtleReference"/>
+          <w:smallCaps w:val="0"/>
+          <w:color w:val="FFFFFF" w:themeColor="background1"/>
+        </w:rPr>
+        <w:t xml:space="preserve"> a + b </w:t>
+      </w:r>
+    </w:p>
+    <w:p>
+      <w:pPr>
+        <w:pStyle w:val="ListParagraph"/>
+        <w:spacing w:line="432" w:lineRule="auto"/>
+        <w:ind w:right="300"/>
+        <w:rPr>
+          <w:rStyle w:val="SubtleReference"/>
+          <w:rFonts w:ascii="Times New Roman" w:hAnsi="Times New Roman" w:cs="Times New Roman"/>
+          <w:smallCaps w:val="0"/>
+          <w:color w:val="333333"/>
+          <w:sz w:val="28"/>
+          <w:szCs w:val="28"/>
+          <w:lang w:val="en-US"/>
+        </w:rPr>
+      </w:pPr>
+    </w:p>
+    <w:p>
+      <w:pPr>
+        <w:pStyle w:val="ListParagraph"/>
+        <w:spacing w:line="432" w:lineRule="auto"/>
+        <w:ind w:right="300"/>
+        <w:rPr>
+          <w:rStyle w:val="SubtleReference"/>
+          <w:rFonts w:ascii="Times New Roman" w:hAnsi="Times New Roman" w:cs="Times New Roman"/>
+          <w:smallCaps w:val="0"/>
+          <w:color w:val="333333"/>
+          <w:sz w:val="28"/>
+          <w:szCs w:val="28"/>
+          <w:lang w:val="ru-RU"/>
+        </w:rPr>
+      </w:pPr>
+      <w:r>
+        <w:rPr>
+          <w:rStyle w:val="SubtleReference"/>
+          <w:rFonts w:ascii="Times New Roman" w:hAnsi="Times New Roman" w:cs="Times New Roman"/>
+          <w:smallCaps w:val="0"/>
+          <w:color w:val="333333"/>
+          <w:sz w:val="28"/>
+          <w:szCs w:val="28"/>
+          <w:lang w:val="ru-RU"/>
+        </w:rPr>
+        <w:t>4) Сделайте коммит с сообщением о том, что был добавлен новый файл.</w:t>
+      </w:r>
+    </w:p>
+    <w:p>
+      <w:pPr>
+        <w:pStyle w:val="ListParagraph"/>
+        <w:spacing w:line="432" w:lineRule="auto"/>
+        <w:ind w:right="300"/>
+        <w:rPr>
+          <w:rStyle w:val="SubtleReference"/>
+          <w:rFonts w:ascii="Times New Roman" w:hAnsi="Times New Roman" w:cs="Times New Roman"/>
+          <w:smallCaps w:val="0"/>
+          <w:color w:val="333333"/>
+          <w:sz w:val="28"/>
+          <w:szCs w:val="28"/>
+          <w:lang w:val="ru-RU"/>
+        </w:rPr>
+      </w:pPr>
+      <w:r>
+        <w:rPr>
+          <w:rStyle w:val="SubtleReference"/>
+          <w:rFonts w:ascii="Times New Roman" w:hAnsi="Times New Roman" w:cs="Times New Roman"/>
+          <w:smallCaps w:val="0"/>
+          <w:color w:val="333333"/>
+          <w:sz w:val="28"/>
+          <w:szCs w:val="28"/>
+          <w:lang w:val="ru-RU"/>
+        </w:rPr>
+        <w:t xml:space="preserve">5) Добавьте еще один файл в эту ветку. </w:t>
+      </w:r>
+    </w:p>
+    <w:p>
+      <w:pPr>
+        <w:pStyle w:val="ListParagraph"/>
+        <w:spacing w:line="432" w:lineRule="auto"/>
+        <w:ind w:right="300"/>
+        <w:rPr>
+          <w:rStyle w:val="SubtleReference"/>
+          <w:rFonts w:ascii="Times New Roman" w:hAnsi="Times New Roman" w:cs="Times New Roman"/>
+          <w:smallCaps w:val="0"/>
+          <w:color w:val="333333"/>
+          <w:sz w:val="28"/>
+          <w:szCs w:val="28"/>
+          <w:lang w:val="ru-RU"/>
+        </w:rPr>
+      </w:pPr>
+      <w:r>
+        <w:rPr>
+          <w:rStyle w:val="SubtleReference"/>
+          <w:rFonts w:ascii="Times New Roman" w:hAnsi="Times New Roman" w:cs="Times New Roman"/>
+          <w:smallCaps w:val="0"/>
+          <w:color w:val="333333"/>
+          <w:sz w:val="28"/>
+          <w:szCs w:val="28"/>
+          <w:lang w:val="ru-RU"/>
+        </w:rPr>
+        <w:t>Например, с вычислениями для фигуры Треугольник.</w:t>
+      </w:r>
+    </w:p>
+    <w:p>
+      <w:pPr>
+        <w:pStyle w:val="ListParagraph"/>
+        <w:spacing w:line="432" w:lineRule="auto"/>
+        <w:ind w:right="300"/>
+        <w:rPr>
+          <w:rStyle w:val="SubtleReference"/>
+          <w:rFonts w:ascii="Times New Roman" w:hAnsi="Times New Roman" w:cs="Times New Roman"/>
+          <w:smallCaps w:val="0"/>
+          <w:color w:val="333333"/>
+          <w:sz w:val="28"/>
+          <w:szCs w:val="28"/>
+          <w:lang w:val="ru-RU"/>
+        </w:rPr>
+      </w:pPr>
+      <w:r>
+        <w:rPr>
+          <w:rStyle w:val="SubtleReference"/>
+          <w:rFonts w:ascii="Times New Roman" w:hAnsi="Times New Roman" w:cs="Times New Roman"/>
+          <w:smallCaps w:val="0"/>
+          <w:color w:val="333333"/>
+          <w:sz w:val="28"/>
+          <w:szCs w:val="28"/>
+          <w:lang w:val="ru-RU"/>
+        </w:rPr>
+        <w:t xml:space="preserve">Его название: </w:t>
+      </w:r>
+      <w:r>
+        <w:rPr>
+          <w:rStyle w:val="SubtleReference"/>
+          <w:rFonts w:ascii="Times New Roman" w:hAnsi="Times New Roman" w:cs="Times New Roman"/>
+          <w:smallCaps w:val="0"/>
+          <w:color w:val="333333"/>
+          <w:sz w:val="28"/>
+          <w:szCs w:val="28"/>
+          <w:lang w:val="en-US"/>
+        </w:rPr>
+        <w:t>triangle</w:t>
+      </w:r>
+      <w:r>
+        <w:rPr>
+          <w:rStyle w:val="SubtleReference"/>
+          <w:rFonts w:ascii="Times New Roman" w:hAnsi="Times New Roman" w:cs="Times New Roman"/>
+          <w:smallCaps w:val="0"/>
+          <w:color w:val="333333"/>
+          <w:sz w:val="28"/>
+          <w:szCs w:val="28"/>
+          <w:lang w:val="ru-RU"/>
+        </w:rPr>
+        <w:t>.</w:t>
+      </w:r>
+      <w:proofErr w:type="spellStart"/>
+      <w:r>
+        <w:rPr>
+          <w:rStyle w:val="SubtleReference"/>
+          <w:rFonts w:ascii="Times New Roman" w:hAnsi="Times New Roman" w:cs="Times New Roman"/>
+          <w:smallCaps w:val="0"/>
+          <w:color w:val="333333"/>
+          <w:sz w:val="28"/>
+          <w:szCs w:val="28"/>
+          <w:lang w:val="en-US"/>
+        </w:rPr>
+        <w:t>py</w:t>
+      </w:r>
+      <w:proofErr w:type="spellEnd"/>
+    </w:p>
+    <w:p>
+      <w:pPr>
+        <w:pStyle w:val="ListParagraph"/>
+        <w:spacing w:line="432" w:lineRule="auto"/>
+        <w:ind w:right="300"/>
+        <w:rPr>
+          <w:rStyle w:val="SubtleReference"/>
+          <w:rFonts w:ascii="Times New Roman" w:hAnsi="Times New Roman" w:cs="Times New Roman"/>
+          <w:smallCaps w:val="0"/>
+          <w:color w:val="333333"/>
+          <w:sz w:val="28"/>
+          <w:szCs w:val="28"/>
+          <w:lang w:val="ru-RU"/>
+        </w:rPr>
+      </w:pPr>
+      <w:r>
+        <w:rPr>
+          <w:rStyle w:val="SubtleReference"/>
+          <w:rFonts w:ascii="Times New Roman" w:hAnsi="Times New Roman" w:cs="Times New Roman"/>
+          <w:smallCaps w:val="0"/>
+          <w:color w:val="333333"/>
+          <w:sz w:val="28"/>
+          <w:szCs w:val="28"/>
+          <w:lang w:val="ru-RU"/>
+        </w:rPr>
+        <w:t>Его содержимое (например):</w:t>
+      </w:r>
+    </w:p>
+    <w:p>
+      <w:pPr>
+        <w:pStyle w:val="ListParagraph"/>
+        <w:spacing w:line="432" w:lineRule="auto"/>
+        <w:ind w:right="300"/>
+        <w:rPr>
+          <w:rStyle w:val="SubtleReference"/>
+          <w:rFonts w:ascii="Times New Roman" w:hAnsi="Times New Roman" w:cs="Times New Roman"/>
+          <w:smallCaps w:val="0"/>
+          <w:color w:val="333333"/>
+          <w:sz w:val="28"/>
+          <w:szCs w:val="28"/>
+          <w:lang w:val="ru-RU"/>
+        </w:rPr>
+      </w:pPr>
+    </w:p>
+    <w:p>
+      <w:pPr>
+        <w:pStyle w:val="Codespace"/>
+        <w:rPr>
+          <w:rStyle w:val="SubtleReference"/>
+          <w:smallCaps w:val="0"/>
+          <w:color w:val="FFFFFF" w:themeColor="background1"/>
+        </w:rPr>
+      </w:pPr>
+      <w:proofErr w:type="spellStart"/>
+      <w:r>
+        <w:rPr>
+          <w:rStyle w:val="SubtleReference"/>
+          <w:smallCaps w:val="0"/>
+          <w:color w:val="FFFFFF" w:themeColor="background1"/>
+        </w:rPr>
+        <w:t>def</w:t>
+      </w:r>
+      <w:proofErr w:type="spellEnd"/>
+      <w:r>
+        <w:rPr>
+          <w:rStyle w:val="SubtleReference"/>
+          <w:smallCaps w:val="0"/>
+          <w:color w:val="FFFFFF" w:themeColor="background1"/>
+        </w:rPr>
+        <w:t xml:space="preserve"> </w:t>
+      </w:r>
+      <w:proofErr w:type="spellStart"/>
+      <w:proofErr w:type="gramStart"/>
+      <w:r>
+        <w:rPr>
+          <w:rStyle w:val="SubtleReference"/>
+          <w:smallCaps w:val="0"/>
+          <w:color w:val="FFFFFF" w:themeColor="background1"/>
+        </w:rPr>
+        <w:t>area</w:t>
+      </w:r>
+      <w:proofErr w:type="spellEnd"/>
+      <w:r>
+        <w:rPr>
+          <w:rStyle w:val="SubtleReference"/>
+          <w:smallCaps w:val="0"/>
+          <w:color w:val="FFFFFF" w:themeColor="background1"/>
+        </w:rPr>
+        <w:t>(</w:t>
+      </w:r>
+      <w:proofErr w:type="gramEnd"/>
+      <w:r>
+        <w:rPr>
+          <w:rStyle w:val="SubtleReference"/>
+          <w:smallCaps w:val="0"/>
+          <w:color w:val="FFFFFF" w:themeColor="background1"/>
+        </w:rPr>
+        <w:t xml:space="preserve">a, h): </w:t>
+      </w:r>
+    </w:p>
+    <w:p>
+      <w:pPr>
+        <w:pStyle w:val="Codespace"/>
+        <w:rPr>
+          <w:rStyle w:val="SubtleReference"/>
+          <w:smallCaps w:val="0"/>
+          <w:color w:val="FFFFFF" w:themeColor="background1"/>
+        </w:rPr>
+      </w:pPr>
+      <w:r>
+        <w:rPr>
+          <w:rStyle w:val="SubtleReference"/>
+          <w:smallCaps w:val="0"/>
+          <w:color w:val="FFFFFF" w:themeColor="background1"/>
+        </w:rPr>
+        <w:t xml:space="preserve">    </w:t>
+      </w:r>
+      <w:proofErr w:type="spellStart"/>
+      <w:r>
+        <w:rPr>
+          <w:rStyle w:val="SubtleReference"/>
+          <w:smallCaps w:val="0"/>
+          <w:color w:val="FFFFFF" w:themeColor="background1"/>
+        </w:rPr>
+        <w:t>return</w:t>
+      </w:r>
+      <w:proofErr w:type="spellEnd"/>
+      <w:r>
+        <w:rPr>
+          <w:rStyle w:val="SubtleReference"/>
+          <w:smallCaps w:val="0"/>
+          <w:color w:val="FFFFFF" w:themeColor="background1"/>
+        </w:rPr>
+        <w:t xml:space="preserve"> a * h / 2 </w:t>
+      </w:r>
+    </w:p>
+    <w:p>
+      <w:pPr>
+        <w:pStyle w:val="Codespace"/>
+        <w:rPr>
+          <w:rStyle w:val="SubtleReference"/>
+          <w:smallCaps w:val="0"/>
+          <w:color w:val="FFFFFF" w:themeColor="background1"/>
+        </w:rPr>
+      </w:pPr>
+    </w:p>
+    <w:p>
+      <w:pPr>
+        <w:pStyle w:val="Codespace"/>
+        <w:rPr>
+          <w:rStyle w:val="SubtleReference"/>
+          <w:smallCaps w:val="0"/>
+          <w:color w:val="FFFFFF" w:themeColor="background1"/>
+          <w:lang w:val="en-US"/>
+        </w:rPr>
+      </w:pPr>
+      <w:r>
+        <w:rPr>
+          <w:rStyle w:val="SubtleReference"/>
+          <w:smallCaps w:val="0"/>
+          <w:color w:val="FFFFFF" w:themeColor="background1"/>
+          <w:lang w:val="en-US"/>
+        </w:rPr>
+        <w:t xml:space="preserve">def </w:t>
+      </w:r>
+      <w:proofErr w:type="gramStart"/>
+      <w:r>
+        <w:rPr>
+          <w:rStyle w:val="SubtleReference"/>
+          <w:smallCaps w:val="0"/>
+          <w:color w:val="FFFFFF" w:themeColor="background1"/>
+          <w:lang w:val="en-US"/>
+        </w:rPr>
+        <w:t>perimeter(</w:t>
+      </w:r>
+      <w:proofErr w:type="gramEnd"/>
+      <w:r>
+        <w:rPr>
+          <w:rStyle w:val="SubtleReference"/>
+          <w:smallCaps w:val="0"/>
+          <w:color w:val="FFFFFF" w:themeColor="background1"/>
+          <w:lang w:val="en-US"/>
+        </w:rPr>
+        <w:t xml:space="preserve">a, b, c): </w:t>
+      </w:r>
+    </w:p>
+    <w:p>
+      <w:pPr>
+        <w:pStyle w:val="Codespace"/>
+        <w:rPr>
+          <w:rStyle w:val="SubtleReference"/>
+          <w:smallCaps w:val="0"/>
+          <w:color w:val="FFFFFF" w:themeColor="background1"/>
+        </w:rPr>
+      </w:pPr>
+      <w:r>
+        <w:rPr>
+          <w:rStyle w:val="SubtleReference"/>
+          <w:smallCaps w:val="0"/>
+          <w:color w:val="FFFFFF" w:themeColor="background1"/>
+          <w:lang w:val="en-US"/>
+        </w:rPr>
+        <w:t xml:space="preserve">    </w:t>
+      </w:r>
+      <w:proofErr w:type="spellStart"/>
+      <w:r>
+        <w:rPr>
+          <w:rStyle w:val="SubtleReference"/>
+          <w:smallCaps w:val="0"/>
+          <w:color w:val="FFFFFF" w:themeColor="background1"/>
+        </w:rPr>
+        <w:t>return</w:t>
+      </w:r>
+      <w:proofErr w:type="spellEnd"/>
+      <w:r>
+        <w:rPr>
+          <w:rStyle w:val="SubtleReference"/>
+          <w:smallCaps w:val="0"/>
+          <w:color w:val="FFFFFF" w:themeColor="background1"/>
+        </w:rPr>
+        <w:t xml:space="preserve"> a + b + c </w:t>
+      </w:r>
+    </w:p>
+    <w:p>
+      <w:pPr>
+        <w:pStyle w:val="ListParagraph"/>
+        <w:spacing w:line="432" w:lineRule="auto"/>
+        <w:ind w:right="300"/>
+        <w:rPr>
+          <w:rStyle w:val="SubtleReference"/>
+          <w:rFonts w:ascii="Times New Roman" w:hAnsi="Times New Roman" w:cs="Times New Roman"/>
+          <w:smallCaps w:val="0"/>
+          <w:color w:val="333333"/>
+          <w:sz w:val="28"/>
+          <w:szCs w:val="28"/>
+          <w:lang w:val="ru-RU"/>
+        </w:rPr>
+      </w:pPr>
+    </w:p>
+    <w:p>
+      <w:pPr>
+        <w:pStyle w:val="ListParagraph"/>
+        <w:spacing w:line="432" w:lineRule="auto"/>
+        <w:ind w:right="300"/>
+        <w:rPr>
+          <w:rStyle w:val="SubtleReference"/>
+          <w:rFonts w:ascii="Times New Roman" w:hAnsi="Times New Roman" w:cs="Times New Roman"/>
+          <w:smallCaps w:val="0"/>
+          <w:color w:val="333333"/>
+          <w:sz w:val="28"/>
+          <w:szCs w:val="28"/>
+          <w:lang w:val="ru-RU"/>
+        </w:rPr>
+      </w:pPr>
+      <w:r>
+        <w:rPr>
+          <w:rStyle w:val="SubtleReference"/>
+          <w:rFonts w:ascii="Times New Roman" w:hAnsi="Times New Roman" w:cs="Times New Roman"/>
+          <w:smallCaps w:val="0"/>
+          <w:color w:val="333333"/>
+          <w:sz w:val="28"/>
+          <w:szCs w:val="28"/>
+          <w:lang w:val="ru-RU"/>
+        </w:rPr>
+        <w:t xml:space="preserve">6) Исправьте ошибку в вычислении периметра в файле </w:t>
+      </w:r>
+      <w:r>
+        <w:rPr>
+          <w:rStyle w:val="SubtleReference"/>
+          <w:rFonts w:ascii="Times New Roman" w:hAnsi="Times New Roman" w:cs="Times New Roman"/>
+          <w:smallCaps w:val="0"/>
+          <w:color w:val="333333"/>
+          <w:sz w:val="28"/>
+          <w:szCs w:val="28"/>
+          <w:lang w:val="en-US"/>
+        </w:rPr>
+        <w:t>rectangle</w:t>
+      </w:r>
+      <w:r>
+        <w:rPr>
+          <w:rStyle w:val="SubtleReference"/>
+          <w:rFonts w:ascii="Times New Roman" w:hAnsi="Times New Roman" w:cs="Times New Roman"/>
+          <w:smallCaps w:val="0"/>
+          <w:color w:val="333333"/>
+          <w:sz w:val="28"/>
+          <w:szCs w:val="28"/>
+          <w:lang w:val="ru-RU"/>
+        </w:rPr>
+        <w:t>.</w:t>
+      </w:r>
+      <w:proofErr w:type="spellStart"/>
+      <w:r>
+        <w:rPr>
+          <w:rStyle w:val="SubtleReference"/>
+          <w:rFonts w:ascii="Times New Roman" w:hAnsi="Times New Roman" w:cs="Times New Roman"/>
+          <w:smallCaps w:val="0"/>
+          <w:color w:val="333333"/>
+          <w:sz w:val="28"/>
+          <w:szCs w:val="28"/>
+          <w:lang w:val="en-US"/>
+        </w:rPr>
+        <w:t>py</w:t>
+      </w:r>
+      <w:proofErr w:type="spellEnd"/>
+      <w:r>
+        <w:rPr>
+          <w:rStyle w:val="SubtleReference"/>
+          <w:rFonts w:ascii="Times New Roman" w:hAnsi="Times New Roman" w:cs="Times New Roman"/>
+          <w:smallCaps w:val="0"/>
+          <w:color w:val="333333"/>
+          <w:sz w:val="28"/>
+          <w:szCs w:val="28"/>
+          <w:lang w:val="ru-RU"/>
+        </w:rPr>
+        <w:t xml:space="preserve"> </w:t>
+      </w:r>
+    </w:p>
+    <w:p>
+      <w:pPr>
+        <w:pStyle w:val="ListParagraph"/>
+        <w:spacing w:line="432" w:lineRule="auto"/>
+        <w:ind w:right="300"/>
+        <w:rPr>
+          <w:rStyle w:val="SubtleReference"/>
+          <w:rFonts w:ascii="Times New Roman" w:hAnsi="Times New Roman" w:cs="Times New Roman"/>
+          <w:smallCaps w:val="0"/>
+          <w:color w:val="333333"/>
+          <w:sz w:val="28"/>
+          <w:szCs w:val="28"/>
+          <w:lang w:val="ru-RU"/>
+        </w:rPr>
+      </w:pPr>
+      <w:r>
+        <w:rPr>
+          <w:rStyle w:val="SubtleReference"/>
+          <w:rFonts w:ascii="Times New Roman" w:hAnsi="Times New Roman" w:cs="Times New Roman"/>
+          <w:smallCaps w:val="0"/>
+          <w:color w:val="333333"/>
+          <w:sz w:val="28"/>
+          <w:szCs w:val="28"/>
+          <w:lang w:val="ru-RU"/>
+        </w:rPr>
+        <w:t>7) Создайте еще один коммит внутри этой же ветки, его сообщение о том, что была исправлен ошибка.</w:t>
+      </w:r>
+    </w:p>
+    <w:p>
+      <w:pPr>
+        <w:pStyle w:val="ListParagraph"/>
+        <w:spacing w:line="432" w:lineRule="auto"/>
+        <w:ind w:right="300"/>
+        <w:rPr>
+          <w:rStyle w:val="SubtleReference"/>
+          <w:rFonts w:ascii="Times New Roman" w:hAnsi="Times New Roman" w:cs="Times New Roman"/>
+          <w:smallCaps w:val="0"/>
+          <w:color w:val="333333"/>
+          <w:sz w:val="28"/>
+          <w:szCs w:val="28"/>
+          <w:lang w:val="ru-RU"/>
+        </w:rPr>
+      </w:pPr>
+      <w:r>
+        <w:rPr>
+          <w:rStyle w:val="SubtleReference"/>
+          <w:rFonts w:ascii="Times New Roman" w:hAnsi="Times New Roman" w:cs="Times New Roman"/>
+          <w:smallCaps w:val="0"/>
+          <w:color w:val="333333"/>
+          <w:sz w:val="28"/>
+          <w:szCs w:val="28"/>
+          <w:lang w:val="ru-RU"/>
+        </w:rPr>
+        <w:t>8) Постройте граф истории всего репозитория с однострочным выводом коммитов.</w:t>
+      </w:r>
+    </w:p>
+    <w:p>
+      <w:pPr>
+        <w:pStyle w:val="ListParagraph"/>
+        <w:spacing w:line="432" w:lineRule="auto"/>
+        <w:ind w:right="300"/>
+        <w:rPr>
+          <w:rStyle w:val="SubtleReference"/>
+          <w:rFonts w:ascii="Times New Roman" w:hAnsi="Times New Roman" w:cs="Times New Roman"/>
+          <w:smallCaps w:val="0"/>
+          <w:color w:val="333333"/>
+          <w:sz w:val="28"/>
+          <w:szCs w:val="28"/>
+          <w:lang w:val="ru-RU"/>
+        </w:rPr>
+      </w:pPr>
+      <w:r>
+        <w:rPr>
+          <w:rStyle w:val="SubtleReference"/>
+          <w:rFonts w:ascii="Times New Roman" w:hAnsi="Times New Roman" w:cs="Times New Roman"/>
+          <w:smallCaps w:val="0"/>
+          <w:color w:val="333333"/>
+          <w:sz w:val="28"/>
+          <w:szCs w:val="28"/>
+          <w:lang w:val="ru-RU"/>
+        </w:rPr>
+        <w:t xml:space="preserve">9) Постройте граф истории только текущей ветки. </w:t>
+      </w:r>
+    </w:p>
+    <w:p>
+      <w:pPr>
+        <w:pStyle w:val="ListParagraph"/>
+        <w:spacing w:line="432" w:lineRule="auto"/>
+        <w:ind w:right="300"/>
+        <w:rPr>
+          <w:rStyle w:val="SubtleReference"/>
+          <w:rFonts w:ascii="Times New Roman" w:hAnsi="Times New Roman" w:cs="Times New Roman"/>
+          <w:smallCaps w:val="0"/>
+          <w:color w:val="333333"/>
+          <w:sz w:val="28"/>
+          <w:szCs w:val="28"/>
+          <w:lang w:val="ru-RU"/>
+        </w:rPr>
+      </w:pPr>
+      <w:r>
+        <w:rPr>
+          <w:rStyle w:val="SubtleReference"/>
+          <w:rFonts w:ascii="Times New Roman" w:hAnsi="Times New Roman" w:cs="Times New Roman"/>
+          <w:smallCaps w:val="0"/>
+          <w:color w:val="333333"/>
+          <w:sz w:val="28"/>
+          <w:szCs w:val="28"/>
+          <w:lang w:val="ru-RU"/>
+        </w:rPr>
+        <w:t>В ней должно быть два последних коммита.</w:t>
+      </w:r>
+    </w:p>
+    <w:p>
+      <w:pPr>
+        <w:pStyle w:val="ListParagraph"/>
+        <w:spacing w:line="432" w:lineRule="auto"/>
+        <w:ind w:right="300"/>
+        <w:rPr>
+          <w:rStyle w:val="SubtleReference"/>
+          <w:rFonts w:ascii="Times New Roman" w:hAnsi="Times New Roman" w:cs="Times New Roman"/>
+          <w:smallCaps w:val="0"/>
+          <w:color w:val="333333"/>
+          <w:sz w:val="28"/>
+          <w:szCs w:val="28"/>
+          <w:lang w:val="ru-RU"/>
+        </w:rPr>
+      </w:pPr>
+      <w:r>
+        <w:rPr>
+          <w:rStyle w:val="SubtleReference"/>
+          <w:rFonts w:ascii="Times New Roman" w:hAnsi="Times New Roman" w:cs="Times New Roman"/>
+          <w:smallCaps w:val="0"/>
+          <w:color w:val="333333"/>
+          <w:sz w:val="28"/>
+          <w:szCs w:val="28"/>
+          <w:lang w:val="ru-RU"/>
+        </w:rPr>
+        <w:t xml:space="preserve">10) Возьмите хэши двух последних коммитов из истории и посмотрите, </w:t>
+      </w:r>
+    </w:p>
+    <w:p>
+      <w:pPr>
+        <w:pStyle w:val="ListParagraph"/>
+        <w:spacing w:line="432" w:lineRule="auto"/>
+        <w:ind w:right="300"/>
+        <w:rPr>
+          <w:rStyle w:val="SubtleReference"/>
+          <w:rFonts w:ascii="Times New Roman" w:hAnsi="Times New Roman" w:cs="Times New Roman"/>
+          <w:smallCaps w:val="0"/>
+          <w:color w:val="333333"/>
+          <w:sz w:val="28"/>
+          <w:szCs w:val="28"/>
+          <w:lang w:val="ru-RU"/>
+        </w:rPr>
+      </w:pPr>
+      <w:r>
+        <w:rPr>
+          <w:rStyle w:val="SubtleReference"/>
+          <w:rFonts w:ascii="Times New Roman" w:hAnsi="Times New Roman" w:cs="Times New Roman"/>
+          <w:smallCaps w:val="0"/>
+          <w:color w:val="333333"/>
+          <w:sz w:val="28"/>
+          <w:szCs w:val="28"/>
+          <w:lang w:val="ru-RU"/>
+        </w:rPr>
+        <w:t>какие изменения были внесены.</w:t>
+      </w:r>
+    </w:p>
+    <w:p>
+      <w:pPr>
+        <w:pStyle w:val="ListParagraph"/>
+        <w:spacing w:line="432" w:lineRule="auto"/>
+        <w:ind w:right="300"/>
+        <w:rPr>
+          <w:rStyle w:val="SubtleReference"/>
+          <w:rFonts w:ascii="Times New Roman" w:hAnsi="Times New Roman" w:cs="Times New Roman"/>
+          <w:smallCaps w:val="0"/>
+          <w:color w:val="333333"/>
+          <w:sz w:val="28"/>
+          <w:szCs w:val="28"/>
+          <w:lang w:val="ru-RU"/>
+        </w:rPr>
+      </w:pPr>
+      <w:r>
+        <w:rPr>
+          <w:rStyle w:val="SubtleReference"/>
+          <w:rFonts w:ascii="Times New Roman" w:hAnsi="Times New Roman" w:cs="Times New Roman"/>
+          <w:smallCaps w:val="0"/>
+          <w:color w:val="333333"/>
+          <w:sz w:val="28"/>
+          <w:szCs w:val="28"/>
+          <w:lang w:val="ru-RU"/>
+        </w:rPr>
+        <w:t xml:space="preserve">11) Обычно, так не делают на практике, но мы только учимся, </w:t>
+      </w:r>
+    </w:p>
+    <w:p>
+      <w:pPr>
+        <w:pStyle w:val="ListParagraph"/>
+        <w:spacing w:line="432" w:lineRule="auto"/>
+        <w:ind w:right="300"/>
+        <w:rPr>
+          <w:rStyle w:val="SubtleReference"/>
+          <w:rFonts w:ascii="Times New Roman" w:hAnsi="Times New Roman" w:cs="Times New Roman"/>
+          <w:smallCaps w:val="0"/>
+          <w:color w:val="333333"/>
+          <w:sz w:val="28"/>
+          <w:szCs w:val="28"/>
+          <w:lang w:val="ru-RU"/>
+        </w:rPr>
+      </w:pPr>
+      <w:r>
+        <w:rPr>
+          <w:rStyle w:val="SubtleReference"/>
+          <w:rFonts w:ascii="Times New Roman" w:hAnsi="Times New Roman" w:cs="Times New Roman"/>
+          <w:smallCaps w:val="0"/>
+          <w:color w:val="333333"/>
+          <w:sz w:val="28"/>
+          <w:szCs w:val="28"/>
+          <w:lang w:val="ru-RU"/>
+        </w:rPr>
+        <w:t xml:space="preserve">поэтому давайте удалим ветку </w:t>
+      </w:r>
+      <w:r>
+        <w:rPr>
+          <w:rStyle w:val="SubtleReference"/>
+          <w:rFonts w:ascii="Times New Roman" w:hAnsi="Times New Roman" w:cs="Times New Roman"/>
+          <w:smallCaps w:val="0"/>
+          <w:color w:val="333333"/>
+          <w:sz w:val="28"/>
+          <w:szCs w:val="28"/>
+          <w:lang w:val="en-US"/>
+        </w:rPr>
+        <w:t>new</w:t>
+      </w:r>
+      <w:r>
+        <w:rPr>
+          <w:rStyle w:val="SubtleReference"/>
+          <w:rFonts w:ascii="Times New Roman" w:hAnsi="Times New Roman" w:cs="Times New Roman"/>
+          <w:smallCaps w:val="0"/>
+          <w:color w:val="333333"/>
+          <w:sz w:val="28"/>
+          <w:szCs w:val="28"/>
+          <w:lang w:val="ru-RU"/>
+        </w:rPr>
+        <w:t>_</w:t>
+      </w:r>
+      <w:r>
+        <w:rPr>
+          <w:rStyle w:val="SubtleReference"/>
+          <w:rFonts w:ascii="Times New Roman" w:hAnsi="Times New Roman" w:cs="Times New Roman"/>
+          <w:smallCaps w:val="0"/>
+          <w:color w:val="333333"/>
+          <w:sz w:val="28"/>
+          <w:szCs w:val="28"/>
+          <w:lang w:val="en-US"/>
+        </w:rPr>
+        <w:t>features</w:t>
+      </w:r>
+      <w:proofErr w:type="gramStart"/>
+      <w:r>
+        <w:rPr>
+          <w:rStyle w:val="SubtleReference"/>
+          <w:rFonts w:ascii="Times New Roman" w:hAnsi="Times New Roman" w:cs="Times New Roman"/>
+          <w:smallCaps w:val="0"/>
+          <w:color w:val="333333"/>
+          <w:sz w:val="28"/>
+          <w:szCs w:val="28"/>
+          <w:lang w:val="ru-RU"/>
+        </w:rPr>
+        <w:t>_&lt;</w:t>
+      </w:r>
+      <w:proofErr w:type="gramEnd"/>
+      <w:r>
+        <w:rPr>
+          <w:rStyle w:val="SubtleReference"/>
+          <w:rFonts w:ascii="Times New Roman" w:hAnsi="Times New Roman" w:cs="Times New Roman"/>
+          <w:smallCaps w:val="0"/>
+          <w:color w:val="333333"/>
+          <w:sz w:val="28"/>
+          <w:szCs w:val="28"/>
+          <w:lang w:val="ru-RU"/>
+        </w:rPr>
+        <w:t xml:space="preserve">ваш </w:t>
+      </w:r>
+      <w:r>
+        <w:rPr>
+          <w:rStyle w:val="SubtleReference"/>
+          <w:rFonts w:ascii="Times New Roman" w:hAnsi="Times New Roman" w:cs="Times New Roman"/>
+          <w:smallCaps w:val="0"/>
+          <w:color w:val="333333"/>
+          <w:sz w:val="28"/>
+          <w:szCs w:val="28"/>
+          <w:lang w:val="en-US"/>
+        </w:rPr>
+        <w:t>ID</w:t>
+      </w:r>
+      <w:r>
+        <w:rPr>
+          <w:rStyle w:val="SubtleReference"/>
+          <w:rFonts w:ascii="Times New Roman" w:hAnsi="Times New Roman" w:cs="Times New Roman"/>
+          <w:smallCaps w:val="0"/>
+          <w:color w:val="333333"/>
+          <w:sz w:val="28"/>
+          <w:szCs w:val="28"/>
+          <w:lang w:val="ru-RU"/>
+        </w:rPr>
+        <w:t xml:space="preserve"> </w:t>
+      </w:r>
+      <w:r>
+        <w:rPr>
+          <w:rStyle w:val="SubtleReference"/>
+          <w:rFonts w:ascii="Times New Roman" w:hAnsi="Times New Roman" w:cs="Times New Roman"/>
+          <w:smallCaps w:val="0"/>
+          <w:color w:val="333333"/>
+          <w:sz w:val="28"/>
+          <w:szCs w:val="28"/>
+          <w:lang w:val="en-US"/>
+        </w:rPr>
+        <w:t>ISU</w:t>
+      </w:r>
+      <w:r>
+        <w:rPr>
+          <w:rStyle w:val="SubtleReference"/>
+          <w:rFonts w:ascii="Times New Roman" w:hAnsi="Times New Roman" w:cs="Times New Roman"/>
+          <w:smallCaps w:val="0"/>
+          <w:color w:val="333333"/>
+          <w:sz w:val="28"/>
+          <w:szCs w:val="28"/>
+          <w:lang w:val="ru-RU"/>
+        </w:rPr>
+        <w:t>&gt; без слияния.</w:t>
+      </w:r>
+    </w:p>
+    <w:p>
+      <w:pPr>
+        <w:rPr>
+          <w:rStyle w:val="SubtleReference"/>
+          <w:rFonts w:ascii="Times New Roman" w:hAnsi="Times New Roman" w:cs="Times New Roman"/>
+          <w:smallCaps w:val="0"/>
+          <w:color w:val="333333"/>
+          <w:sz w:val="28"/>
+          <w:szCs w:val="28"/>
+          <w:lang w:val="ru-RU"/>
+        </w:rPr>
+      </w:pPr>
+      <w:r>
+        <w:rPr>
+          <w:rStyle w:val="SubtleReference"/>
+          <w:rFonts w:ascii="Times New Roman" w:hAnsi="Times New Roman" w:cs="Times New Roman"/>
+          <w:smallCaps w:val="0"/>
+          <w:color w:val="333333"/>
+          <w:sz w:val="28"/>
+          <w:szCs w:val="28"/>
+          <w:lang w:val="ru-RU"/>
+        </w:rPr>
+        <w:br w:type="page"/>
+      </w:r>
+    </w:p>
+    <w:p>
+      <w:pPr>
+        <w:pStyle w:val="Heading1"/>
+      </w:pPr>
+    </w:p>
+    <w:p>
+      <w:pPr>
+        <w:pStyle w:val="Heading1"/>
+        <w:rPr>
+          <w:lang w:val="en-US"/>
+        </w:rPr>
+      </w:pPr>
+      <w:bookmarkStart w:id="7" w:name="_Toc240625343"/>
+      <w:r>
         <w:t>Выполнение работы</w:t>
       </w:r>
-      <w:bookmarkEnd w:id="6"/>
+      <w:bookmarkEnd w:id="7"/>
     </w:p>
     <w:p>
       <w:pPr>
@@ -1274,27 +3157,7 @@
             <w:szCs w:val="28"/>
             <w:lang w:val="en-US"/>
           </w:rPr>
-          <w:t>h</w:t>
-        </w:r>
-        <w:r>
-          <w:rPr>
-            <w:rStyle w:val="Hyperlink"/>
-            <w:rFonts w:ascii="Times New Roman" w:hAnsi="Times New Roman" w:cs="Times New Roman"/>
-            <w:sz w:val="28"/>
-            <w:szCs w:val="28"/>
-            <w:lang w:val="en-US"/>
-          </w:rPr>
-          <w:t>t</w:t>
-        </w:r>
-        <w:r>
-          <w:rPr>
-            <w:rStyle w:val="Hyperlink"/>
-            <w:rFonts w:ascii="Times New Roman" w:hAnsi="Times New Roman" w:cs="Times New Roman"/>
-            <w:sz w:val="28"/>
-            <w:szCs w:val="28"/>
-            <w:lang w:val="en-US"/>
-          </w:rPr>
-          <w:t>tps://github.com/smartiqaorg/geometric_lib</w:t>
+          <w:t>https://github.com/smartiqaorg/geometric_lib</w:t>
         </w:r>
       </w:hyperlink>
     </w:p>
@@ -2089,80 +3952,43 @@
     <w:p>
       <w:pPr>
         <w:pStyle w:val="Codespace"/>
-      </w:pPr>
-      <w:proofErr w:type="spellStart"/>
-      <w:r>
-        <w:t>git</w:t>
-      </w:r>
-      <w:proofErr w:type="spellEnd"/>
-      <w:r>
-        <w:t xml:space="preserve"> </w:t>
-      </w:r>
-      <w:proofErr w:type="spellStart"/>
-      <w:r>
-        <w:t>add</w:t>
-      </w:r>
-      <w:proofErr w:type="spellEnd"/>
-      <w:r>
-        <w:t xml:space="preserve"> triangle.py</w:t>
+        <w:rPr>
+          <w:lang w:val="en-US"/>
+        </w:rPr>
+      </w:pPr>
+      <w:r>
+        <w:rPr>
+          <w:lang w:val="en-US"/>
+        </w:rPr>
+        <w:t>git add triangle.py</w:t>
       </w:r>
     </w:p>
     <w:p>
       <w:pPr>
         <w:pStyle w:val="Codespace"/>
-      </w:pPr>
-      <w:proofErr w:type="spellStart"/>
-      <w:r>
-        <w:t>git</w:t>
-      </w:r>
-      <w:proofErr w:type="spellEnd"/>
-      <w:r>
-        <w:t xml:space="preserve"> </w:t>
-      </w:r>
-      <w:proofErr w:type="spellStart"/>
-      <w:r>
-        <w:t>add</w:t>
-      </w:r>
-      <w:proofErr w:type="spellEnd"/>
-      <w:r>
-        <w:t xml:space="preserve"> rectangle.py</w:t>
+        <w:rPr>
+          <w:lang w:val="en-US"/>
+        </w:rPr>
+      </w:pPr>
+      <w:r>
+        <w:rPr>
+          <w:lang w:val="en-US"/>
+        </w:rPr>
+        <w:t>git add rectangle.py</w:t>
       </w:r>
     </w:p>
     <w:p>
       <w:pPr>
         <w:pStyle w:val="Codespace"/>
-      </w:pPr>
-      <w:proofErr w:type="spellStart"/>
-      <w:r>
-        <w:t>git</w:t>
-      </w:r>
-      <w:proofErr w:type="spellEnd"/>
-      <w:r>
-        <w:t xml:space="preserve"> </w:t>
-      </w:r>
-      <w:proofErr w:type="spellStart"/>
-      <w:r>
-        <w:t>commit</w:t>
-      </w:r>
-      <w:proofErr w:type="spellEnd"/>
-      <w:r>
-        <w:t xml:space="preserve"> -m “</w:t>
-      </w:r>
-      <w:proofErr w:type="spellStart"/>
-      <w:r>
-        <w:t>Bug</w:t>
-      </w:r>
-      <w:proofErr w:type="spellEnd"/>
-      <w:r>
-        <w:t xml:space="preserve"> </w:t>
-      </w:r>
-      <w:proofErr w:type="spellStart"/>
-      <w:r>
-        <w:t>fix</w:t>
-      </w:r>
-      <w:proofErr w:type="spellEnd"/>
-      <w:r>
-        <w:t>”</w:t>
+        <w:rPr>
+          <w:lang w:val="en-US"/>
+        </w:rPr>
+      </w:pPr>
+      <w:r>
+        <w:rPr>
+          <w:lang w:val="en-US"/>
+        </w:rPr>
+        <w:t>git commit -m “Bug fix”</w:t>
       </w:r>
     </w:p>
     <w:p>
@@ -2871,7 +4697,7 @@
           <w:color w:val="000000" w:themeColor="text1"/>
         </w:rPr>
       </w:pPr>
-      <w:bookmarkStart w:id="7" w:name="_Toc239795412"/>
+      <w:bookmarkStart w:id="8" w:name="_Toc240625344"/>
       <w:r>
         <w:rPr>
           <w:rStyle w:val="SubtleReference"/>
@@ -2881,7 +4707,7 @@
         <w:lastRenderedPageBreak/>
         <w:t>Вывод</w:t>
       </w:r>
-      <w:bookmarkEnd w:id="7"/>
+      <w:bookmarkEnd w:id="8"/>
     </w:p>
     <w:p>
       <w:pPr>
@@ -2895,7 +4721,7 @@
           <w:color w:val="333333"/>
           <w:sz w:val="28"/>
           <w:szCs w:val="28"/>
-          <w:lang w:val="en-US"/>
+          <w:lang w:val="ru-RU"/>
         </w:rPr>
       </w:pPr>
       <w:r>
@@ -3174,12 +5000,12 @@
   </w:abstractNum>
   <w:abstractNum w:abstractNumId="1" w15:restartNumberingAfterBreak="0">
     <w:nsid w:val="19B862DE"/>
-    <w:multiLevelType w:val="hybridMultilevel"/>
-    <w:tmpl w:val="CE6EE7F8"/>
-    <w:lvl w:ilvl="0" w:tplc="0409000F">
+    <w:multiLevelType w:val="multilevel"/>
+    <w:tmpl w:val="0944DFC4"/>
+    <w:lvl w:ilvl="0">
       <w:start w:val="1"/>
       <w:numFmt w:val="decimal"/>
-      <w:lvlText w:val="%1."/>
+      <w:lvlText w:val="%1)"/>
       <w:lvlJc w:val="left"/>
       <w:pPr>
         <w:ind w:left="720" w:hanging="360"/>
@@ -3188,16 +5014,19 @@
         <w:rFonts w:hint="default"/>
       </w:rPr>
     </w:lvl>
-    <w:lvl w:ilvl="1" w:tplc="04090019" w:tentative="1">
-      <w:start w:val="1"/>
-      <w:numFmt w:val="lowerLetter"/>
+    <w:lvl w:ilvl="1">
+      <w:start w:val="1"/>
+      <w:numFmt w:val="decimal"/>
       <w:lvlText w:val="%2."/>
       <w:lvlJc w:val="left"/>
       <w:pPr>
         <w:ind w:left="1440" w:hanging="360"/>
       </w:pPr>
-    </w:lvl>
-    <w:lvl w:ilvl="2" w:tplc="0409001B" w:tentative="1">
+      <w:rPr>
+        <w:rFonts w:hint="default"/>
+      </w:rPr>
+    </w:lvl>
+    <w:lvl w:ilvl="2">
       <w:start w:val="1"/>
       <w:numFmt w:val="lowerRoman"/>
       <w:lvlText w:val="%3."/>
@@ -3205,8 +5034,11 @@
       <w:pPr>
         <w:ind w:left="2160" w:hanging="180"/>
       </w:pPr>
-    </w:lvl>
-    <w:lvl w:ilvl="3" w:tplc="0409000F" w:tentative="1">
+      <w:rPr>
+        <w:rFonts w:hint="default"/>
+      </w:rPr>
+    </w:lvl>
+    <w:lvl w:ilvl="3">
       <w:start w:val="1"/>
       <w:numFmt w:val="decimal"/>
       <w:lvlText w:val="%4."/>
@@ -3214,8 +5046,11 @@
       <w:pPr>
         <w:ind w:left="2880" w:hanging="360"/>
       </w:pPr>
-    </w:lvl>
-    <w:lvl w:ilvl="4" w:tplc="04090019" w:tentative="1">
+      <w:rPr>
+        <w:rFonts w:hint="default"/>
+      </w:rPr>
+    </w:lvl>
+    <w:lvl w:ilvl="4">
       <w:start w:val="1"/>
       <w:numFmt w:val="lowerLetter"/>
       <w:lvlText w:val="%5."/>
@@ -3223,8 +5058,11 @@
       <w:pPr>
         <w:ind w:left="3600" w:hanging="360"/>
       </w:pPr>
-    </w:lvl>
-    <w:lvl w:ilvl="5" w:tplc="0409001B" w:tentative="1">
+      <w:rPr>
+        <w:rFonts w:hint="default"/>
+      </w:rPr>
+    </w:lvl>
+    <w:lvl w:ilvl="5">
       <w:start w:val="1"/>
       <w:numFmt w:val="lowerRoman"/>
       <w:lvlText w:val="%6."/>
@@ -3232,8 +5070,11 @@
       <w:pPr>
         <w:ind w:left="4320" w:hanging="180"/>
       </w:pPr>
-    </w:lvl>
-    <w:lvl w:ilvl="6" w:tplc="0409000F" w:tentative="1">
+      <w:rPr>
+        <w:rFonts w:hint="default"/>
+      </w:rPr>
+    </w:lvl>
+    <w:lvl w:ilvl="6">
       <w:start w:val="1"/>
       <w:numFmt w:val="decimal"/>
       <w:lvlText w:val="%7."/>
@@ -3241,8 +5082,11 @@
       <w:pPr>
         <w:ind w:left="5040" w:hanging="360"/>
       </w:pPr>
-    </w:lvl>
-    <w:lvl w:ilvl="7" w:tplc="04090019" w:tentative="1">
+      <w:rPr>
+        <w:rFonts w:hint="default"/>
+      </w:rPr>
+    </w:lvl>
+    <w:lvl w:ilvl="7">
       <w:start w:val="1"/>
       <w:numFmt w:val="lowerLetter"/>
       <w:lvlText w:val="%8."/>
@@ -3250,8 +5094,11 @@
       <w:pPr>
         <w:ind w:left="5760" w:hanging="360"/>
       </w:pPr>
-    </w:lvl>
-    <w:lvl w:ilvl="8" w:tplc="0409001B" w:tentative="1">
+      <w:rPr>
+        <w:rFonts w:hint="default"/>
+      </w:rPr>
+    </w:lvl>
+    <w:lvl w:ilvl="8">
       <w:start w:val="1"/>
       <w:numFmt w:val="lowerRoman"/>
       <w:lvlText w:val="%9."/>
@@ -3259,6 +5106,9 @@
       <w:pPr>
         <w:ind w:left="6480" w:hanging="180"/>
       </w:pPr>
+      <w:rPr>
+        <w:rFonts w:hint="default"/>
+      </w:rPr>
     </w:lvl>
   </w:abstractNum>
   <w:abstractNum w:abstractNumId="2" w15:restartNumberingAfterBreak="0">
@@ -3461,6 +5311,209 @@
     </w:lvl>
   </w:abstractNum>
   <w:abstractNum w:abstractNumId="4" w15:restartNumberingAfterBreak="0">
+    <w:nsid w:val="2E3C7EF0"/>
+    <w:multiLevelType w:val="multilevel"/>
+    <w:tmpl w:val="0944DFC4"/>
+    <w:styleLink w:val="CurrentList1"/>
+    <w:lvl w:ilvl="0">
+      <w:start w:val="1"/>
+      <w:numFmt w:val="decimal"/>
+      <w:lvlText w:val="%1)"/>
+      <w:lvlJc w:val="left"/>
+      <w:pPr>
+        <w:ind w:left="720" w:hanging="360"/>
+      </w:pPr>
+      <w:rPr>
+        <w:rFonts w:hint="default"/>
+      </w:rPr>
+    </w:lvl>
+    <w:lvl w:ilvl="1">
+      <w:start w:val="1"/>
+      <w:numFmt w:val="decimal"/>
+      <w:lvlText w:val="%2."/>
+      <w:lvlJc w:val="left"/>
+      <w:pPr>
+        <w:ind w:left="1440" w:hanging="360"/>
+      </w:pPr>
+      <w:rPr>
+        <w:rFonts w:hint="default"/>
+      </w:rPr>
+    </w:lvl>
+    <w:lvl w:ilvl="2">
+      <w:start w:val="1"/>
+      <w:numFmt w:val="lowerRoman"/>
+      <w:lvlText w:val="%3."/>
+      <w:lvlJc w:val="right"/>
+      <w:pPr>
+        <w:ind w:left="2160" w:hanging="180"/>
+      </w:pPr>
+      <w:rPr>
+        <w:rFonts w:hint="default"/>
+      </w:rPr>
+    </w:lvl>
+    <w:lvl w:ilvl="3">
+      <w:start w:val="1"/>
+      <w:numFmt w:val="decimal"/>
+      <w:lvlText w:val="%4."/>
+      <w:lvlJc w:val="left"/>
+      <w:pPr>
+        <w:ind w:left="2880" w:hanging="360"/>
+      </w:pPr>
+      <w:rPr>
+        <w:rFonts w:hint="default"/>
+      </w:rPr>
+    </w:lvl>
+    <w:lvl w:ilvl="4">
+      <w:start w:val="1"/>
+      <w:numFmt w:val="lowerLetter"/>
+      <w:lvlText w:val="%5."/>
+      <w:lvlJc w:val="left"/>
+      <w:pPr>
+        <w:ind w:left="3600" w:hanging="360"/>
+      </w:pPr>
+      <w:rPr>
+        <w:rFonts w:hint="default"/>
+      </w:rPr>
+    </w:lvl>
+    <w:lvl w:ilvl="5">
+      <w:start w:val="1"/>
+      <w:numFmt w:val="lowerRoman"/>
+      <w:lvlText w:val="%6."/>
+      <w:lvlJc w:val="right"/>
+      <w:pPr>
+        <w:ind w:left="4320" w:hanging="180"/>
+      </w:pPr>
+      <w:rPr>
+        <w:rFonts w:hint="default"/>
+      </w:rPr>
+    </w:lvl>
+    <w:lvl w:ilvl="6">
+      <w:start w:val="1"/>
+      <w:numFmt w:val="decimal"/>
+      <w:lvlText w:val="%7."/>
+      <w:lvlJc w:val="left"/>
+      <w:pPr>
+        <w:ind w:left="5040" w:hanging="360"/>
+      </w:pPr>
+      <w:rPr>
+        <w:rFonts w:hint="default"/>
+      </w:rPr>
+    </w:lvl>
+    <w:lvl w:ilvl="7">
+      <w:start w:val="1"/>
+      <w:numFmt w:val="lowerLetter"/>
+      <w:lvlText w:val="%8."/>
+      <w:lvlJc w:val="left"/>
+      <w:pPr>
+        <w:ind w:left="5760" w:hanging="360"/>
+      </w:pPr>
+      <w:rPr>
+        <w:rFonts w:hint="default"/>
+      </w:rPr>
+    </w:lvl>
+    <w:lvl w:ilvl="8">
+      <w:start w:val="1"/>
+      <w:numFmt w:val="lowerRoman"/>
+      <w:lvlText w:val="%9."/>
+      <w:lvlJc w:val="right"/>
+      <w:pPr>
+        <w:ind w:left="6480" w:hanging="180"/>
+      </w:pPr>
+      <w:rPr>
+        <w:rFonts w:hint="default"/>
+      </w:rPr>
+    </w:lvl>
+  </w:abstractNum>
+  <w:abstractNum w:abstractNumId="5" w15:restartNumberingAfterBreak="0">
+    <w:nsid w:val="2E430AA9"/>
+    <w:multiLevelType w:val="hybridMultilevel"/>
+    <w:tmpl w:val="AA60A8B0"/>
+    <w:lvl w:ilvl="0" w:tplc="B1B28DB4">
+      <w:start w:val="1"/>
+      <w:numFmt w:val="decimal"/>
+      <w:lvlText w:val="%1)"/>
+      <w:lvlJc w:val="left"/>
+      <w:pPr>
+        <w:ind w:left="1080" w:hanging="360"/>
+      </w:pPr>
+      <w:rPr>
+        <w:rFonts w:hint="default"/>
+      </w:rPr>
+    </w:lvl>
+    <w:lvl w:ilvl="1" w:tplc="04090019" w:tentative="1">
+      <w:start w:val="1"/>
+      <w:numFmt w:val="lowerLetter"/>
+      <w:lvlText w:val="%2."/>
+      <w:lvlJc w:val="left"/>
+      <w:pPr>
+        <w:ind w:left="1800" w:hanging="360"/>
+      </w:pPr>
+    </w:lvl>
+    <w:lvl w:ilvl="2" w:tplc="0409001B" w:tentative="1">
+      <w:start w:val="1"/>
+      <w:numFmt w:val="lowerRoman"/>
+      <w:lvlText w:val="%3."/>
+      <w:lvlJc w:val="right"/>
+      <w:pPr>
+        <w:ind w:left="2520" w:hanging="180"/>
+      </w:pPr>
+    </w:lvl>
+    <w:lvl w:ilvl="3" w:tplc="0409000F" w:tentative="1">
+      <w:start w:val="1"/>
+      <w:numFmt w:val="decimal"/>
+      <w:lvlText w:val="%4."/>
+      <w:lvlJc w:val="left"/>
+      <w:pPr>
+        <w:ind w:left="3240" w:hanging="360"/>
+      </w:pPr>
+    </w:lvl>
+    <w:lvl w:ilvl="4" w:tplc="04090019" w:tentative="1">
+      <w:start w:val="1"/>
+      <w:numFmt w:val="lowerLetter"/>
+      <w:lvlText w:val="%5."/>
+      <w:lvlJc w:val="left"/>
+      <w:pPr>
+        <w:ind w:left="3960" w:hanging="360"/>
+      </w:pPr>
+    </w:lvl>
+    <w:lvl w:ilvl="5" w:tplc="0409001B" w:tentative="1">
+      <w:start w:val="1"/>
+      <w:numFmt w:val="lowerRoman"/>
+      <w:lvlText w:val="%6."/>
+      <w:lvlJc w:val="right"/>
+      <w:pPr>
+        <w:ind w:left="4680" w:hanging="180"/>
+      </w:pPr>
+    </w:lvl>
+    <w:lvl w:ilvl="6" w:tplc="0409000F" w:tentative="1">
+      <w:start w:val="1"/>
+      <w:numFmt w:val="decimal"/>
+      <w:lvlText w:val="%7."/>
+      <w:lvlJc w:val="left"/>
+      <w:pPr>
+        <w:ind w:left="5400" w:hanging="360"/>
+      </w:pPr>
+    </w:lvl>
+    <w:lvl w:ilvl="7" w:tplc="04090019" w:tentative="1">
+      <w:start w:val="1"/>
+      <w:numFmt w:val="lowerLetter"/>
+      <w:lvlText w:val="%8."/>
+      <w:lvlJc w:val="left"/>
+      <w:pPr>
+        <w:ind w:left="6120" w:hanging="360"/>
+      </w:pPr>
+    </w:lvl>
+    <w:lvl w:ilvl="8" w:tplc="0409001B" w:tentative="1">
+      <w:start w:val="1"/>
+      <w:numFmt w:val="lowerRoman"/>
+      <w:lvlText w:val="%9."/>
+      <w:lvlJc w:val="right"/>
+      <w:pPr>
+        <w:ind w:left="6840" w:hanging="180"/>
+      </w:pPr>
+    </w:lvl>
+  </w:abstractNum>
+  <w:abstractNum w:abstractNumId="6" w15:restartNumberingAfterBreak="0">
     <w:nsid w:val="43FC4D47"/>
     <w:multiLevelType w:val="multilevel"/>
     <w:tmpl w:val="CDCEDB92"/>
@@ -3573,7 +5626,7 @@
       </w:rPr>
     </w:lvl>
   </w:abstractNum>
-  <w:abstractNum w:abstractNumId="5" w15:restartNumberingAfterBreak="0">
+  <w:abstractNum w:abstractNumId="7" w15:restartNumberingAfterBreak="0">
     <w:nsid w:val="549E7DCF"/>
     <w:multiLevelType w:val="hybridMultilevel"/>
     <w:tmpl w:val="98768080"/>
@@ -3659,7 +5712,7 @@
       </w:pPr>
     </w:lvl>
   </w:abstractNum>
-  <w:abstractNum w:abstractNumId="6" w15:restartNumberingAfterBreak="0">
+  <w:abstractNum w:abstractNumId="8" w15:restartNumberingAfterBreak="0">
     <w:nsid w:val="5D6B211A"/>
     <w:multiLevelType w:val="multilevel"/>
     <w:tmpl w:val="4A169320"/>
@@ -3772,7 +5825,97 @@
       </w:rPr>
     </w:lvl>
   </w:abstractNum>
-  <w:abstractNum w:abstractNumId="7" w15:restartNumberingAfterBreak="0">
+  <w:abstractNum w:abstractNumId="9" w15:restartNumberingAfterBreak="0">
+    <w:nsid w:val="60F8572E"/>
+    <w:multiLevelType w:val="hybridMultilevel"/>
+    <w:tmpl w:val="F3FE109C"/>
+    <w:lvl w:ilvl="0" w:tplc="EB140A42">
+      <w:start w:val="1"/>
+      <w:numFmt w:val="decimal"/>
+      <w:lvlText w:val="%1)"/>
+      <w:lvlJc w:val="left"/>
+      <w:pPr>
+        <w:ind w:left="720" w:hanging="360"/>
+      </w:pPr>
+      <w:rPr>
+        <w:rFonts w:hint="default"/>
+        <w:sz w:val="28"/>
+      </w:rPr>
+    </w:lvl>
+    <w:lvl w:ilvl="1" w:tplc="04090019" w:tentative="1">
+      <w:start w:val="1"/>
+      <w:numFmt w:val="lowerLetter"/>
+      <w:lvlText w:val="%2."/>
+      <w:lvlJc w:val="left"/>
+      <w:pPr>
+        <w:ind w:left="1440" w:hanging="360"/>
+      </w:pPr>
+    </w:lvl>
+    <w:lvl w:ilvl="2" w:tplc="0409001B" w:tentative="1">
+      <w:start w:val="1"/>
+      <w:numFmt w:val="lowerRoman"/>
+      <w:lvlText w:val="%3."/>
+      <w:lvlJc w:val="right"/>
+      <w:pPr>
+        <w:ind w:left="2160" w:hanging="180"/>
+      </w:pPr>
+    </w:lvl>
+    <w:lvl w:ilvl="3" w:tplc="0409000F" w:tentative="1">
+      <w:start w:val="1"/>
+      <w:numFmt w:val="decimal"/>
+      <w:lvlText w:val="%4."/>
+      <w:lvlJc w:val="left"/>
+      <w:pPr>
+        <w:ind w:left="2880" w:hanging="360"/>
+      </w:pPr>
+    </w:lvl>
+    <w:lvl w:ilvl="4" w:tplc="04090019" w:tentative="1">
+      <w:start w:val="1"/>
+      <w:numFmt w:val="lowerLetter"/>
+      <w:lvlText w:val="%5."/>
+      <w:lvlJc w:val="left"/>
+      <w:pPr>
+        <w:ind w:left="3600" w:hanging="360"/>
+      </w:pPr>
+    </w:lvl>
+    <w:lvl w:ilvl="5" w:tplc="0409001B" w:tentative="1">
+      <w:start w:val="1"/>
+      <w:numFmt w:val="lowerRoman"/>
+      <w:lvlText w:val="%6."/>
+      <w:lvlJc w:val="right"/>
+      <w:pPr>
+        <w:ind w:left="4320" w:hanging="180"/>
+      </w:pPr>
+    </w:lvl>
+    <w:lvl w:ilvl="6" w:tplc="0409000F" w:tentative="1">
+      <w:start w:val="1"/>
+      <w:numFmt w:val="decimal"/>
+      <w:lvlText w:val="%7."/>
+      <w:lvlJc w:val="left"/>
+      <w:pPr>
+        <w:ind w:left="5040" w:hanging="360"/>
+      </w:pPr>
+    </w:lvl>
+    <w:lvl w:ilvl="7" w:tplc="04090019" w:tentative="1">
+      <w:start w:val="1"/>
+      <w:numFmt w:val="lowerLetter"/>
+      <w:lvlText w:val="%8."/>
+      <w:lvlJc w:val="left"/>
+      <w:pPr>
+        <w:ind w:left="5760" w:hanging="360"/>
+      </w:pPr>
+    </w:lvl>
+    <w:lvl w:ilvl="8" w:tplc="0409001B" w:tentative="1">
+      <w:start w:val="1"/>
+      <w:numFmt w:val="lowerRoman"/>
+      <w:lvlText w:val="%9."/>
+      <w:lvlJc w:val="right"/>
+      <w:pPr>
+        <w:ind w:left="6480" w:hanging="180"/>
+      </w:pPr>
+    </w:lvl>
+  </w:abstractNum>
+  <w:abstractNum w:abstractNumId="10" w15:restartNumberingAfterBreak="0">
     <w:nsid w:val="76957570"/>
     <w:multiLevelType w:val="multilevel"/>
     <w:tmpl w:val="484CF3C2"/>
@@ -3886,10 +6029,10 @@
     </w:lvl>
   </w:abstractNum>
   <w:num w:numId="1" w16cid:durableId="466976759">
-    <w:abstractNumId w:val="4"/>
+    <w:abstractNumId w:val="6"/>
   </w:num>
   <w:num w:numId="2" w16cid:durableId="934091369">
-    <w:abstractNumId w:val="7"/>
+    <w:abstractNumId w:val="10"/>
   </w:num>
   <w:num w:numId="3" w16cid:durableId="2056812180">
     <w:abstractNumId w:val="0"/>
@@ -3898,16 +6041,25 @@
     <w:abstractNumId w:val="2"/>
   </w:num>
   <w:num w:numId="5" w16cid:durableId="1256522410">
-    <w:abstractNumId w:val="6"/>
+    <w:abstractNumId w:val="8"/>
   </w:num>
   <w:num w:numId="6" w16cid:durableId="1713193122">
     <w:abstractNumId w:val="3"/>
   </w:num>
   <w:num w:numId="7" w16cid:durableId="1592005728">
-    <w:abstractNumId w:val="5"/>
+    <w:abstractNumId w:val="7"/>
   </w:num>
   <w:num w:numId="8" w16cid:durableId="1980064256">
     <w:abstractNumId w:val="1"/>
+  </w:num>
+  <w:num w:numId="9" w16cid:durableId="780028305">
+    <w:abstractNumId w:val="9"/>
+  </w:num>
+  <w:num w:numId="10" w16cid:durableId="259333200">
+    <w:abstractNumId w:val="4"/>
+  </w:num>
+  <w:num w:numId="11" w16cid:durableId="168327825">
+    <w:abstractNumId w:val="5"/>
   </w:num>
 </w:numbering>
 </file>
@@ -4818,6 +6970,16 @@
       <w:shd w:val="solid" w:color="262626" w:themeColor="text1" w:themeTint="D9" w:fill="000000" w:themeFill="text1"/>
     </w:rPr>
   </w:style>
+  <w:style w:type="numbering" w:customStyle="1" w:styleId="CurrentList1">
+    <w:name w:val="Current List1"/>
+    <w:uiPriority w:val="99"/>
+    <w:rsid w:val="007F5D1A"/>
+    <w:pPr>
+      <w:numPr>
+        <w:numId w:val="10"/>
+      </w:numPr>
+    </w:pPr>
+  </w:style>
 </w:styles>
 </file>
 
